--- a/klagomål/A 31321-2025 FSC-klagomål.docx
+++ b/klagomål/A 31321-2025 FSC-klagomål.docx
@@ -700,7 +700,7 @@
     <w:r>
       <w:tab/>
       <w:tab/>
-      <w:t>2026-05-16</w:t>
+      <w:t>2026-05-17</w:t>
       <w:br/>
       <w:br/>
     </w:r>

--- a/klagomål/A 31321-2025 FSC-klagomål.docx
+++ b/klagomål/A 31321-2025 FSC-klagomål.docx
@@ -700,7 +700,7 @@
     <w:r>
       <w:tab/>
       <w:tab/>
-      <w:t>2026-05-17</w:t>
+      <w:t>2026-05-18</w:t>
       <w:br/>
       <w:br/>
     </w:r>

--- a/klagomål/A 31321-2025 FSC-klagomål.docx
+++ b/klagomål/A 31321-2025 FSC-klagomål.docx
@@ -700,7 +700,7 @@
     <w:r>
       <w:tab/>
       <w:tab/>
-      <w:t>2026-05-18</w:t>
+      <w:t>2026-05-19</w:t>
       <w:br/>
       <w:br/>
     </w:r>

--- a/klagomål/A 31321-2025 FSC-klagomål.docx
+++ b/klagomål/A 31321-2025 FSC-klagomål.docx
@@ -163,7 +163,7 @@
         <w:pStyle w:val="Title"/>
       </w:pPr>
       <w:r>
-        <w:t>Inledande FSC- /PEFC-klagomål – information om höga naturvärden i avverkningsanmälan A 31321-2025 i Mölndals kommun</w:t>
+        <w:t>Inledande FSC- /PEFC-klagomål – information om höga naturvärden och fridlysta arter i avverkningsanmälan A 31321-2025 i Mölndals kommun</w:t>
       </w:r>
     </w:p>
     <w:p>
@@ -173,7 +173,7 @@
     </w:p>
     <w:p>
       <w:r>
-        <w:t>Nedan presenteras fynd av naturvårdsarter som gjorts i det avverkningsanmälda området, samt relevanta utdrag ur standarderna för FSC, Chain of Custody, Controlled Wood och PEFC.</w:t>
+        <w:t>Nedan presenteras fynd av naturvårdsarter och fridlysta arter som gjorts i det avverkningsanmälda området, samt relevanta utdrag ur standarderna för FSC, Chain of Custody, Controlled Wood och PEFC. I BILAGA 1 finns artfakta om fridlysta arter.</w:t>
       </w:r>
     </w:p>
     <w:p>
@@ -191,7 +191,7 @@
     </w:p>
     <w:p>
       <w:r>
-        <w:t>I avverkningsanmälan har följande 2 naturvårdsarter hittats: rävticka (S) och trädporella (S). Arter som är signalarter enligt Skogsstyrelsen har markerats med (S).</w:t>
+        <w:t>I avverkningsanmälan har följande 5 naturvårdsarter hittats: järpe (NT, §4), spillkråka (NT, §4), vedskivlav (NT), rävticka (S) och trädporella (S). Av dessa är 3 rödlistade. För rödlistade arter har rödlistekategorin angivits inom parentes. Arter som är signalarter enligt Skogsstyrelsen har markerats med (S). För fridlysta arter anges även paragrafen i Artskyddsförordningen som arten är fridlyst enligt.</w:t>
       </w:r>
     </w:p>
     <w:p>
@@ -296,6 +296,116 @@
       </w:r>
     </w:p>
     <w:p>
+      <w:r>
+        <w:rPr>
+          <w:b/>
+        </w:rPr>
+        <w:t>Vedskivlav (NT)</w:t>
+      </w:r>
+      <w:r>
+        <w:t xml:space="preserve"> växer på gammal, torr, exponerad, hård kärnved av framförallt tall i naturskogsartade bestånd. Avverkning av tallskog av naturskogskaraktär med spår av återkommande bränder är ett hot. Mängden lämplig ved att växa på för vedskivlav minskar, dels på grund av naturlig nedbrytning men framförallt på grund av att de förstörs i samband med slutavverkningar, gallringar och markberedning. Tall- och blandbarrskogar av naturskogskaraktär med spår av återkommande bränder bör skyddas. Vedskivlav är typisk art för </w:t>
+      </w:r>
+      <w:r>
+        <w:rPr>
+          <w:i/>
+        </w:rPr>
+        <w:t>9010 Taiga</w:t>
+      </w:r>
+      <w:r>
+        <w:t xml:space="preserve"> (SLU Artdatabanken, 2024).</w:t>
+      </w:r>
+    </w:p>
+    <w:p>
+      <w:pPr>
+        <w:pStyle w:val="Heading1"/>
+      </w:pPr>
+      <w:r>
+        <w:t>Fridlysta arter</w:t>
+      </w:r>
+    </w:p>
+    <w:p>
+      <w:r>
+        <w:t>Följande fridlysta arter har sina livsmiljöer och växtplatser i den avverkningsanmälda skogen: järpe (NT, §4) och spillkråka (NT, §4).</w:t>
+      </w:r>
+    </w:p>
+    <w:p>
+      <w:r>
+        <w:t xml:space="preserve">Observera att medlemsländerna är skyldiga att agera i enlighet med EU:s fågeldirektiv där det uttryckligen står att direktivet gäller för fåglar samt för deras ägg, bon och </w:t>
+      </w:r>
+      <w:r>
+        <w:rPr>
+          <w:b/>
+        </w:rPr>
+        <w:t xml:space="preserve">livsmiljöer </w:t>
+      </w:r>
+      <w:r>
+        <w:t>(artikel 1). Vidare att de åtgärder som vidtas inte får leda till en försämring av den nuvarande situationen beträffande bevarandet av de fågelarter som avses i artikel 1 (artikel 13). Fågeldirektivet är styrande för tillsynsansvariga myndigheters ärendehantering, ställningstaganden och beslutsfattande.</w:t>
+      </w:r>
+    </w:p>
+    <w:p>
+      <w:r>
+        <w:rPr>
+          <w:b/>
+        </w:rPr>
+        <w:t>Järpe (§4)</w:t>
+      </w:r>
+      <w:r>
+        <w:t xml:space="preserve">, som är upptagen i bilaga 1 och 2 EU:s fågeldirektiv, är mycket stationär inom sitt revir som är minst 25 hektar stort. Livsmiljöerna utgörs av tät barrskog med inblandning av lövträd och en väl utvecklad flerskiktad struktur med bärris och yngre eller undertryckta, täta granar i ett lägre skikt, ofta utmed bäckar och åar inne i den skyddande granskogen. Den överlever inte om dess livsmiljö kalavverkas och är även känslig för röjning, gallring och avverkning där unga granar och lövträd inte sparas i tillräcklig omfattning. Arten finns i sammanhängande grandominerad skog över hela Sverige men förekomsterna är betydligt glesare i Götaland än i övriga landet. Järpe är typisk art för </w:t>
+      </w:r>
+      <w:r>
+        <w:rPr>
+          <w:i/>
+        </w:rPr>
+        <w:t xml:space="preserve">9010 Taiga, 9080 Lövsumpskog </w:t>
+      </w:r>
+      <w:r>
+        <w:t xml:space="preserve">och </w:t>
+      </w:r>
+      <w:r>
+        <w:rPr>
+          <w:i/>
+        </w:rPr>
+        <w:t xml:space="preserve">9740 Skogsbevuxen myr </w:t>
+      </w:r>
+      <w:r>
+        <w:t>(SLU Artdatabanken, 2026).</w:t>
+      </w:r>
+    </w:p>
+    <w:p>
+      <w:r>
+        <w:rPr>
+          <w:b/>
+        </w:rPr>
+        <w:t>Spillkråka (§4)</w:t>
+      </w:r>
+      <w:r>
+        <w:t xml:space="preserve"> omfattas av bilaga 1 i EU:s fågeldirektiv och är typisk art för </w:t>
+      </w:r>
+      <w:r>
+        <w:rPr>
+          <w:i/>
+        </w:rPr>
+        <w:t xml:space="preserve">9010 Taiga </w:t>
+      </w:r>
+      <w:r>
+        <w:t>och</w:t>
+      </w:r>
+      <w:r>
+        <w:rPr>
+          <w:i/>
+        </w:rPr>
+        <w:t xml:space="preserve"> 9740 Skogsbevuxen myr</w:t>
+      </w:r>
+      <w:r>
+        <w:t>. Den behöver grova träd, främst tall, asp och bok som boträd. Skogsbruk med korta omloppstider och täta, homogena ungskogar utgör det största hotet. Spillkråka är en nyckelart i skogliga miljöer vars övergivna bohål utnyttjas av flera andra hålhäckande fågelarter och fladdermöss, däribland pärluggla (EN, §4), knipa (§4), salskrake (§4) och skogsduva (§4). Hökuggla (VU, §4) och slaguggla (§4) häckar ofta i högstubbar som brutits av i höjd med ett gammalt spillkråkebo (SLU Artdatabanken, 2026; Skogsstyrelsen, 2016).</w:t>
+      </w:r>
+    </w:p>
+    <w:p>
+      <w:r>
+        <w:t>I BILAGA 1 finns mer detaljerad information om ekologi samt krav på livsmiljö hos fridlysta arter.</w:t>
+      </w:r>
+    </w:p>
+    <w:p>
       <w:pPr>
         <w:pStyle w:val="Heading1"/>
       </w:pPr>
@@ -347,6 +457,22 @@
       <w:r>
         <w:t>I den avverkningsanmälda skogen har fridlysta arter sina livsmiljöer och växtplatser. Att skada de fridlysta arternas livsmiljöer, växtplatser eller ekologiska funktion är inte tillåtet enligt artskyddsförordningen.</w:t>
       </w:r>
+      <w:r>
+        <w:rPr>
+          <w:i/>
+        </w:rPr>
+        <w:t xml:space="preserve"> EU:s medlemsländer och skogsbolag är skyldiga att agera i enlighet med EU:s fågeldirektiv där det uttryckligen står att direktivet gäller för fåglar samt för deras ägg, bon och </w:t>
+      </w:r>
+      <w:r>
+        <w:rPr>
+          <w:b/>
+          <w:i/>
+        </w:rPr>
+        <w:t xml:space="preserve">livsmiljöer </w:t>
+      </w:r>
+      <w:r>
+        <w:t>(artikel 1). Vidare att de åtgärder som vidtas inte får leda till en försämring av den nuvarande situationen beträffande bevarandet av de fågelarter som avses i artikel 1 (artikel 13).</w:t>
+      </w:r>
     </w:p>
     <w:p>
       <w:r>
@@ -385,7 +511,7 @@
         <w:rPr>
           <w:i/>
         </w:rPr>
-        <w:t>I det avverkningsanmälda skogsområdet har 2 naturvårdsarter varav 0 rödlistade arter sina livsmiljöer och växtplatser.</w:t>
+        <w:t>I det avverkningsanmälda skogsområdet har 5 naturvårdsarter varav 3 rödlistade arter sina livsmiljöer och växtplatser.</w:t>
       </w:r>
     </w:p>
     <w:p>
@@ -570,6 +696,149 @@
           <w:i/>
         </w:rPr>
         <w:t>I den avverkningsanmälda skogen har fridlysta arter sina livsmiljöer och växtplatser. Att skada de fridlysta arternas livsmiljöer, växtplatser eller ekologiska funktion är inte tillåtet enligt artskyddsförordningen</w:t>
+      </w:r>
+    </w:p>
+    <w:p>
+      <w:r>
+        <w:br w:type="page"/>
+      </w:r>
+    </w:p>
+    <w:p>
+      <w:pPr>
+        <w:pStyle w:val="Title"/>
+      </w:pPr>
+      <w:r>
+        <w:t>BILAGA 1 – Fridlysta arter</w:t>
+      </w:r>
+    </w:p>
+    <w:p>
+      <w:pPr>
+        <w:pStyle w:val="Heading1"/>
+      </w:pPr>
+      <w:r>
+        <w:t>Järpe – ekologi samt krav på livsmiljön</w:t>
+      </w:r>
+    </w:p>
+    <w:p>
+      <w:r>
+        <w:t>Järpe är fridlyst enligt 4§ artskyddsförordningen och upptagen i bilaga 1 och 2 EU:s fågeldirektiv. Den finns i sammanhängande grandominerad skog över hela Sverige men förekomsterna är betydligt glesare i Götaland än i övriga landet. Järpen har sina livsmiljöer i tät barrskog med inblandning av lövträd och en väl utvecklad flerskiktad struktur med bärris och yngre eller undertryckta, täta granar i ett lägre skikt, ofta utmed bäckar och åar inne i den skyddande granskogen (SLU Artdatabanken, 2026).</w:t>
+      </w:r>
+    </w:p>
+    <w:p>
+      <w:r>
+        <w:t xml:space="preserve">Arten behöver lämpliga skogsbestånd om sammanlagt minst 25 hektar. Den är mycket stationär inom sitt revir och när ett par etablerat sig stannar de så länge miljön är intakt. Den undviker öppen mark och förﬂyttar sig sällan över större öppna myrar eller åkermark, och är därför känslig för fragmentering. Järpen överlever inte om dess livsmiljö kalavverkas och är även känslig för röjning, gallring och avverkning där unga granar och lövträd inte sparas i tillräcklig omfattning.  Järpe är typisk art för </w:t>
+      </w:r>
+      <w:r>
+        <w:rPr>
+          <w:i/>
+        </w:rPr>
+        <w:t>9010 Taiga, 9740 Skogsbevuxen myr</w:t>
+      </w:r>
+      <w:r>
+        <w:t xml:space="preserve"> och </w:t>
+      </w:r>
+      <w:r>
+        <w:rPr>
+          <w:i/>
+        </w:rPr>
+        <w:t>9080 Lövsumpskog</w:t>
+      </w:r>
+      <w:r>
+        <w:t xml:space="preserve"> (SLU Artdatabanken, 2026).</w:t>
+      </w:r>
+    </w:p>
+    <w:p>
+      <w:pPr>
+        <w:pStyle w:val="Heading2"/>
+      </w:pPr>
+      <w:r>
+        <w:t>Referenser – järpe</w:t>
+      </w:r>
+    </w:p>
+    <w:p>
+      <w:r>
+        <w:t xml:space="preserve">SLU Artdatabanken, 2026. </w:t>
+      </w:r>
+      <w:r>
+        <w:rPr>
+          <w:i/>
+        </w:rPr>
+        <w:t xml:space="preserve">Artfaktablad. Naturvård – artfakta. </w:t>
+      </w:r>
+      <w:r>
+        <w:t>SLU Artdatabanken, Uppsala</w:t>
+      </w:r>
+    </w:p>
+    <w:p>
+      <w:pPr>
+        <w:pStyle w:val="Heading1"/>
+      </w:pPr>
+      <w:r>
+        <w:t>Spillkråka – ekologi samt krav på livsmiljön</w:t>
+      </w:r>
+    </w:p>
+    <w:p>
+      <w:r>
+        <w:t xml:space="preserve">Spillkråka (§4) ingår i bilaga 1 EU:s fågeldirektiv och är typisk art för </w:t>
+      </w:r>
+      <w:r>
+        <w:rPr>
+          <w:i/>
+        </w:rPr>
+        <w:t xml:space="preserve">9010 Taiga </w:t>
+      </w:r>
+      <w:r>
+        <w:t>och</w:t>
+      </w:r>
+      <w:r>
+        <w:rPr>
+          <w:i/>
+        </w:rPr>
+        <w:t xml:space="preserve"> 9740 Skogsbevuxen myr</w:t>
+      </w:r>
+      <w:r>
+        <w:t>. Den lever i både barr- och blandskog liksom i ren lövskog. De tätaste populationerna tenderar att finnas i äldre, variationsrik blandskog med gott om död ved och gamla träd. Varje par utnyttjar 400–1000 hektar skog beroende på skogens kvalitet. Skogsbruk med korta omloppstider och täta, homogena ungskogar utgör det största hotet (SLU Artdatabanken, 2026).</w:t>
+      </w:r>
+    </w:p>
+    <w:p>
+      <w:r>
+        <w:t>Spillkråka är en nyckelart i skogliga miljöer vars övergivna bohål utnyttjas av flera andra hålhäckande fågelarter och fladdermöss, däribland pärluggla (EN, §4), knipa (§4), salskrake (§4) och skogsduva (§4). Hökuggla (VU, §4) och slaguggla (§4) häckar ofta i högstubbar som brutits av i höjd med ett gammalt spillkråkebo (Skogsstyrelsen, 2016).</w:t>
+      </w:r>
+    </w:p>
+    <w:p>
+      <w:pPr>
+        <w:pStyle w:val="Heading2"/>
+      </w:pPr>
+      <w:r>
+        <w:t>Referenser – spillkråka</w:t>
+      </w:r>
+    </w:p>
+    <w:p>
+      <w:r>
+        <w:t xml:space="preserve">Skogsstyrelsen, 2016. </w:t>
+      </w:r>
+      <w:r>
+        <w:rPr>
+          <w:i/>
+        </w:rPr>
+        <w:t xml:space="preserve">Vägledning för hänsyn till spillkråka. </w:t>
+      </w:r>
+      <w:r>
+        <w:t>Vägledningar och kunskapsstöd artskydd – Skogsstyrelsen.</w:t>
+      </w:r>
+    </w:p>
+    <w:p>
+      <w:r>
+        <w:t xml:space="preserve">SLU Artdatabanken, 2026. </w:t>
+      </w:r>
+      <w:r>
+        <w:rPr>
+          <w:i/>
+        </w:rPr>
+        <w:t xml:space="preserve">Artfaktablad. Naturvård – artfakta. </w:t>
+      </w:r>
+      <w:r>
+        <w:t>SLU Artdatabanken, Uppsala.</w:t>
       </w:r>
     </w:p>
     <w:sectPr>
@@ -700,7 +969,7 @@
     <w:r>
       <w:tab/>
       <w:tab/>
-      <w:t>2026-05-19</w:t>
+      <w:t>2026-05-20</w:t>
       <w:br/>
       <w:br/>
     </w:r>

--- a/klagomål/A 31321-2025 FSC-klagomål.docx
+++ b/klagomål/A 31321-2025 FSC-klagomål.docx
@@ -969,7 +969,7 @@
     <w:r>
       <w:tab/>
       <w:tab/>
-      <w:t>2026-05-20</w:t>
+      <w:t>2026-05-21</w:t>
       <w:br/>
       <w:br/>
     </w:r>

--- a/klagomål/A 31321-2025 FSC-klagomål.docx
+++ b/klagomål/A 31321-2025 FSC-klagomål.docx
@@ -969,7 +969,7 @@
     <w:r>
       <w:tab/>
       <w:tab/>
-      <w:t>2026-05-21</w:t>
+      <w:t>2026-05-22</w:t>
       <w:br/>
       <w:br/>
     </w:r>

--- a/klagomål/A 31321-2025 FSC-klagomål.docx
+++ b/klagomål/A 31321-2025 FSC-klagomål.docx
@@ -969,7 +969,7 @@
     <w:r>
       <w:tab/>
       <w:tab/>
-      <w:t>2026-05-22</w:t>
+      <w:t>2026-05-23</w:t>
       <w:br/>
       <w:br/>
     </w:r>

--- a/klagomål/A 31321-2025 FSC-klagomål.docx
+++ b/klagomål/A 31321-2025 FSC-klagomål.docx
@@ -969,7 +969,7 @@
     <w:r>
       <w:tab/>
       <w:tab/>
-      <w:t>2026-05-23</w:t>
+      <w:t>2026-05-24</w:t>
       <w:br/>
       <w:br/>
     </w:r>

--- a/klagomål/A 31321-2025 FSC-klagomål.docx
+++ b/klagomål/A 31321-2025 FSC-klagomål.docx
@@ -969,7 +969,7 @@
     <w:r>
       <w:tab/>
       <w:tab/>
-      <w:t>2026-05-24</w:t>
+      <w:t>2026-05-25</w:t>
       <w:br/>
       <w:br/>
     </w:r>

--- a/klagomål/A 31321-2025 FSC-klagomål.docx
+++ b/klagomål/A 31321-2025 FSC-klagomål.docx
@@ -969,7 +969,7 @@
     <w:r>
       <w:tab/>
       <w:tab/>
-      <w:t>2026-05-25</w:t>
+      <w:t>2026-05-26</w:t>
       <w:br/>
       <w:br/>
     </w:r>

--- a/klagomål/A 31321-2025 FSC-klagomål.docx
+++ b/klagomål/A 31321-2025 FSC-klagomål.docx
@@ -969,7 +969,7 @@
     <w:r>
       <w:tab/>
       <w:tab/>
-      <w:t>2026-05-26</w:t>
+      <w:t>2026-05-27</w:t>
       <w:br/>
       <w:br/>
     </w:r>

--- a/klagomål/A 31321-2025 FSC-klagomål.docx
+++ b/klagomål/A 31321-2025 FSC-klagomål.docx
@@ -969,7 +969,7 @@
     <w:r>
       <w:tab/>
       <w:tab/>
-      <w:t>2026-05-27</w:t>
+      <w:t>2026-05-28</w:t>
       <w:br/>
       <w:br/>
     </w:r>

--- a/klagomål/A 31321-2025 FSC-klagomål.docx
+++ b/klagomål/A 31321-2025 FSC-klagomål.docx
@@ -969,7 +969,7 @@
     <w:r>
       <w:tab/>
       <w:tab/>
-      <w:t>2026-05-28</w:t>
+      <w:t>2026-05-29</w:t>
       <w:br/>
       <w:br/>
     </w:r>

--- a/klagomål/A 31321-2025 FSC-klagomål.docx
+++ b/klagomål/A 31321-2025 FSC-klagomål.docx
@@ -969,7 +969,7 @@
     <w:r>
       <w:tab/>
       <w:tab/>
-      <w:t>2026-05-29</w:t>
+      <w:t>2026-05-30</w:t>
       <w:br/>
       <w:br/>
     </w:r>

--- a/klagomål/A 31321-2025 FSC-klagomål.docx
+++ b/klagomål/A 31321-2025 FSC-klagomål.docx
@@ -969,7 +969,7 @@
     <w:r>
       <w:tab/>
       <w:tab/>
-      <w:t>2026-05-30</w:t>
+      <w:t>2026-05-31</w:t>
       <w:br/>
       <w:br/>
     </w:r>

--- a/klagomål/A 31321-2025 FSC-klagomål.docx
+++ b/klagomål/A 31321-2025 FSC-klagomål.docx
@@ -969,7 +969,7 @@
     <w:r>
       <w:tab/>
       <w:tab/>
-      <w:t>2026-05-31</w:t>
+      <w:t>2026-06-01</w:t>
       <w:br/>
       <w:br/>
     </w:r>

--- a/klagomål/A 31321-2025 FSC-klagomål.docx
+++ b/klagomål/A 31321-2025 FSC-klagomål.docx
@@ -969,7 +969,7 @@
     <w:r>
       <w:tab/>
       <w:tab/>
-      <w:t>2026-06-01</w:t>
+      <w:t>2026-06-02</w:t>
       <w:br/>
       <w:br/>
     </w:r>

--- a/klagomål/A 31321-2025 FSC-klagomål.docx
+++ b/klagomål/A 31321-2025 FSC-klagomål.docx
@@ -969,7 +969,7 @@
     <w:r>
       <w:tab/>
       <w:tab/>
-      <w:t>2026-06-02</w:t>
+      <w:t>2026-06-03</w:t>
       <w:br/>
       <w:br/>
     </w:r>

--- a/klagomål/A 31321-2025 FSC-klagomål.docx
+++ b/klagomål/A 31321-2025 FSC-klagomål.docx
@@ -969,7 +969,7 @@
     <w:r>
       <w:tab/>
       <w:tab/>
-      <w:t>2026-06-03</w:t>
+      <w:t>2026-06-04</w:t>
       <w:br/>
       <w:br/>
     </w:r>

--- a/klagomål/A 31321-2025 FSC-klagomål.docx
+++ b/klagomål/A 31321-2025 FSC-klagomål.docx
@@ -969,7 +969,7 @@
     <w:r>
       <w:tab/>
       <w:tab/>
-      <w:t>2026-06-04</w:t>
+      <w:t>2026-06-05</w:t>
       <w:br/>
       <w:br/>
     </w:r>

--- a/klagomål/A 31321-2025 FSC-klagomål.docx
+++ b/klagomål/A 31321-2025 FSC-klagomål.docx
@@ -969,7 +969,7 @@
     <w:r>
       <w:tab/>
       <w:tab/>
-      <w:t>2026-06-05</w:t>
+      <w:t>2026-06-06</w:t>
       <w:br/>
       <w:br/>
     </w:r>

--- a/klagomål/A 31321-2025 FSC-klagomål.docx
+++ b/klagomål/A 31321-2025 FSC-klagomål.docx
@@ -969,7 +969,7 @@
     <w:r>
       <w:tab/>
       <w:tab/>
-      <w:t>2026-06-06</w:t>
+      <w:t>2026-06-07</w:t>
       <w:br/>
       <w:br/>
     </w:r>

--- a/klagomål/A 31321-2025 FSC-klagomål.docx
+++ b/klagomål/A 31321-2025 FSC-klagomål.docx
@@ -969,7 +969,7 @@
     <w:r>
       <w:tab/>
       <w:tab/>
-      <w:t>2026-06-07</w:t>
+      <w:t>2026-06-08</w:t>
       <w:br/>
       <w:br/>
     </w:r>

--- a/klagomål/A 31321-2025 FSC-klagomål.docx
+++ b/klagomål/A 31321-2025 FSC-klagomål.docx
@@ -969,7 +969,7 @@
     <w:r>
       <w:tab/>
       <w:tab/>
-      <w:t>2026-06-08</w:t>
+      <w:t>2026-06-09</w:t>
       <w:br/>
       <w:br/>
     </w:r>

--- a/klagomål/A 31321-2025 FSC-klagomål.docx
+++ b/klagomål/A 31321-2025 FSC-klagomål.docx
@@ -969,7 +969,7 @@
     <w:r>
       <w:tab/>
       <w:tab/>
-      <w:t>2026-06-09</w:t>
+      <w:t>2026-06-10</w:t>
       <w:br/>
       <w:br/>
     </w:r>

--- a/klagomål/A 31321-2025 FSC-klagomål.docx
+++ b/klagomål/A 31321-2025 FSC-klagomål.docx
@@ -969,7 +969,7 @@
     <w:r>
       <w:tab/>
       <w:tab/>
-      <w:t>2026-06-10</w:t>
+      <w:t>2026-06-11</w:t>
       <w:br/>
       <w:br/>
     </w:r>

--- a/klagomål/A 31321-2025 FSC-klagomål.docx
+++ b/klagomål/A 31321-2025 FSC-klagomål.docx
@@ -969,7 +969,7 @@
     <w:r>
       <w:tab/>
       <w:tab/>
-      <w:t>2026-06-11</w:t>
+      <w:t>2026-06-12</w:t>
       <w:br/>
       <w:br/>
     </w:r>

--- a/klagomål/A 31321-2025 FSC-klagomål.docx
+++ b/klagomål/A 31321-2025 FSC-klagomål.docx
@@ -969,7 +969,7 @@
     <w:r>
       <w:tab/>
       <w:tab/>
-      <w:t>2026-06-12</w:t>
+      <w:t>2026-06-13</w:t>
       <w:br/>
       <w:br/>
     </w:r>

--- a/klagomål/A 31321-2025 FSC-klagomål.docx
+++ b/klagomål/A 31321-2025 FSC-klagomål.docx
@@ -969,7 +969,7 @@
     <w:r>
       <w:tab/>
       <w:tab/>
-      <w:t>2026-06-15</w:t>
+      <w:t>2026-06-16</w:t>
       <w:br/>
       <w:br/>
     </w:r>

--- a/klagomål/A 31321-2025 FSC-klagomål.docx
+++ b/klagomål/A 31321-2025 FSC-klagomål.docx
@@ -969,7 +969,7 @@
     <w:r>
       <w:tab/>
       <w:tab/>
-      <w:t>2026-06-16</w:t>
+      <w:t>2026-06-17</w:t>
       <w:br/>
       <w:br/>
     </w:r>

--- a/klagomål/A 31321-2025 FSC-klagomål.docx
+++ b/klagomål/A 31321-2025 FSC-klagomål.docx
@@ -1,6 +1,6 @@
 
 <file path=word/document.xml><?xml version="1.0" encoding="utf-8"?>
-<w:document xmlns:wpc="http://schemas.microsoft.com/office/word/2010/wordprocessingCanvas" xmlns:cx="http://schemas.microsoft.com/office/drawing/2014/chartex" xmlns:cx1="http://schemas.microsoft.com/office/drawing/2015/9/8/chartex" xmlns:cx2="http://schemas.microsoft.com/office/drawing/2015/10/21/chartex" xmlns:cx3="http://schemas.microsoft.com/office/drawing/2016/5/9/chartex" xmlns:cx4="http://schemas.microsoft.com/office/drawing/2016/5/10/chartex" xmlns:cx5="http://schemas.microsoft.com/office/drawing/2016/5/11/chartex" xmlns:cx6="http://schemas.microsoft.com/office/drawing/2016/5/12/chartex" xmlns:cx7="http://schemas.microsoft.com/office/drawing/2016/5/13/chartex" xmlns:cx8="http://schemas.microsoft.com/office/drawing/2016/5/14/chartex" xmlns:mc="http://schemas.openxmlformats.org/markup-compatibility/2006" xmlns:aink="http://schemas.microsoft.com/office/drawing/2016/ink" xmlns:am3d="http://schemas.microsoft.com/office/drawing/2017/model3d" xmlns:o="urn:schemas-microsoft-com:office:office" xmlns:oel="http://schemas.microsoft.com/office/2019/extlst" xmlns:r="http://schemas.openxmlformats.org/officeDocument/2006/relationships" xmlns:m="http://schemas.openxmlformats.org/officeDocument/2006/math" xmlns:v="urn:schemas-microsoft-com:vml" xmlns:wp14="http://schemas.microsoft.com/office/word/2010/wordprocessingDrawing" xmlns:wp="http://schemas.openxmlformats.org/drawingml/2006/wordprocessingDrawing" xmlns:w10="urn:schemas-microsoft-com:office:word" xmlns:w="http://schemas.openxmlformats.org/wordprocessingml/2006/main" xmlns:w14="http://schemas.microsoft.com/office/word/2010/wordml" xmlns:w15="http://schemas.microsoft.com/office/word/2012/wordml" xmlns:w16cex="http://schemas.microsoft.com/office/word/2018/wordml/cex" xmlns:w16cid="http://schemas.microsoft.com/office/word/2016/wordml/cid" xmlns:w16="http://schemas.microsoft.com/office/word/2018/wordml" xmlns:w16sdtdh="http://schemas.microsoft.com/office/word/2020/wordml/sdtdatahash" xmlns:w16se="http://schemas.microsoft.com/office/word/2015/wordml/symex" xmlns:wpg="http://schemas.microsoft.com/office/word/2010/wordprocessingGroup" xmlns:wpi="http://schemas.microsoft.com/office/word/2010/wordprocessingInk" xmlns:wne="http://schemas.microsoft.com/office/word/2006/wordml" xmlns:wps="http://schemas.microsoft.com/office/word/2010/wordprocessingShape" mc:Ignorable="w14 w15 w16se w16cid w16 w16cex w16sdtdh wp14">
+<w:document xmlns:wpc="http://schemas.microsoft.com/office/word/2010/wordprocessingCanvas" xmlns:cx="http://schemas.microsoft.com/office/drawing/2014/chartex" xmlns:cx1="http://schemas.microsoft.com/office/drawing/2015/9/8/chartex" xmlns:cx2="http://schemas.microsoft.com/office/drawing/2015/10/21/chartex" xmlns:cx3="http://schemas.microsoft.com/office/drawing/2016/5/9/chartex" xmlns:cx4="http://schemas.microsoft.com/office/drawing/2016/5/10/chartex" xmlns:cx5="http://schemas.microsoft.com/office/drawing/2016/5/11/chartex" xmlns:cx6="http://schemas.microsoft.com/office/drawing/2016/5/12/chartex" xmlns:cx7="http://schemas.microsoft.com/office/drawing/2016/5/13/chartex" xmlns:cx8="http://schemas.microsoft.com/office/drawing/2016/5/14/chartex" xmlns:mc="http://schemas.openxmlformats.org/markup-compatibility/2006" xmlns:aink="http://schemas.microsoft.com/office/drawing/2016/ink" xmlns:am3d="http://schemas.microsoft.com/office/drawing/2017/model3d" xmlns:o="urn:schemas-microsoft-com:office:office" xmlns:oel="http://schemas.microsoft.com/office/2019/extlst" xmlns:r="http://schemas.openxmlformats.org/officeDocument/2006/relationships" xmlns:m="http://schemas.openxmlformats.org/officeDocument/2006/math" xmlns:v="urn:schemas-microsoft-com:vml" xmlns:wp14="http://schemas.microsoft.com/office/word/2010/wordprocessingDrawing" xmlns:wp="http://schemas.openxmlformats.org/drawingml/2006/wordprocessingDrawing" xmlns:w10="urn:schemas-microsoft-com:office:word" xmlns:w="http://schemas.openxmlformats.org/wordprocessingml/2006/main" xmlns:w14="http://schemas.microsoft.com/office/word/2010/wordml" xmlns:w15="http://schemas.microsoft.com/office/word/2012/wordml" xmlns:w16cex="http://schemas.microsoft.com/office/word/2018/wordml/cex" xmlns:w16cid="http://schemas.microsoft.com/office/word/2016/wordml/cid" xmlns:w16="http://schemas.microsoft.com/office/word/2018/wordml" xmlns:w16du="http://schemas.microsoft.com/office/word/2023/wordml/word16du" xmlns:w16sdtdh="http://schemas.microsoft.com/office/word/2020/wordml/sdtdatahash" xmlns:w16sdtfl="http://schemas.microsoft.com/office/word/2024/wordml/sdtformatlock" xmlns:w16se="http://schemas.microsoft.com/office/word/2015/wordml/symex" xmlns:wpg="http://schemas.microsoft.com/office/word/2010/wordprocessingGroup" xmlns:wpi="http://schemas.microsoft.com/office/word/2010/wordprocessingInk" xmlns:wne="http://schemas.microsoft.com/office/word/2006/wordml" xmlns:wps="http://schemas.microsoft.com/office/word/2010/wordprocessingShape" mc:Ignorable="w14 w15 w16se w16cid w16 w16cex w16sdtdh w16sdtfl w16du wp14">
   <w:body>
     <w:p>
       <w:r>
@@ -168,7 +168,7 @@
     </w:p>
     <w:p>
       <w:r>
-        <w:t>Detta dokument behandlar höga naturvärden i avverkningsanmälan A 31321-2025 i Mölndals kommun. Denna avverkningsanmälan inkom 2025-06-25 00:00:00 och omfattar 6,4 ha.</w:t>
+        <w:t>Detta dokument behandlar höga naturvärden i avverkningsanmälan A 31321-2025 i Mölndals kommun som inkom 2025-06-25 och omfattar 6,4 ha.</w:t>
       </w:r>
     </w:p>
     <w:p>
@@ -191,12 +191,15 @@
     </w:p>
     <w:p>
       <w:r>
-        <w:t>I avverkningsanmälan har följande 5 naturvårdsarter hittats: järpe (NT, §4), spillkråka (NT, §4), vedskivlav (NT), rävticka (S) och trädporella (S). Av dessa är 3 rödlistade. För rödlistade arter har rödlistekategorin angivits inom parentes. Arter som är signalarter enligt Skogsstyrelsen har markerats med (S). För fridlysta arter anges även paragrafen i Artskyddsförordningen som arten är fridlyst enligt.</w:t>
+        <w:t>I och inom 24 meter från avverkningsanmälan har följande 5 naturvårdsarter hittats: vedskivlav (NT, T), rävticka (S, T), trädporella (S, T), järpe (T, §4) och spillkråka (T, §4). Av dessa är 1 rödlistade. För rödlistade arter har rödlistekategorin angivits inom parentes. Arter som är signalarter enligt Skogsstyrelsen har markerats med (S). Typiska arter inom Natura 2000 som är kopplade till skogsekosystem har markerats med (T). För fridlysta arter anges även paragrafen i Artskyddsförordningen som arten är fridlyst enligt.</w:t>
       </w:r>
     </w:p>
     <w:p>
       <w:r>
-        <w:t>De påträffade naturvårdsarterna är ett tydligt kvitto på att detta rör sig om en skog med höga naturvärden. I Figur 1 visas en karta över det avverkningsanmälda området, där samtliga fyndplatser för naturvårdsarter som finns registrerade på Artportalen har markerats.</w:t>
+        <w:t>De påträffade naturvårdsarterna är ett tydligt kvitto på att det rör sig om en skog med höga naturvärden.</w:t>
+      </w:r>
+      <w:r>
+        <w:t xml:space="preserve"> I Figur 1 visas fyndplatser för naturvårdsarter i området, som finns registrerade på Artportalen.</w:t>
       </w:r>
     </w:p>
     <w:p>
@@ -206,7 +209,7 @@
       <w:r>
         <w:drawing>
           <wp:inline xmlns:a="http://schemas.openxmlformats.org/drawingml/2006/main" xmlns:pic="http://schemas.openxmlformats.org/drawingml/2006/picture">
-            <wp:extent cx="5486400" cy="2784287"/>
+            <wp:extent cx="5486400" cy="3508656"/>
             <wp:docPr id="1" name="Picture 1"/>
             <wp:cNvGraphicFramePr>
               <a:graphicFrameLocks noChangeAspect="1"/>
@@ -227,7 +230,7 @@
                   <pic:spPr>
                     <a:xfrm>
                       <a:off x="0" y="0"/>
-                      <a:ext cx="5486400" cy="2784287"/>
+                      <a:ext cx="5486400" cy="3508656"/>
                     </a:xfrm>
                     <a:prstGeom prst="rect"/>
                   </pic:spPr>
@@ -241,9 +244,108 @@
     <w:p>
       <w:pPr>
         <w:pStyle w:val="Caption"/>
+        <w:spacing w:after="240"/>
       </w:pPr>
       <w:r>
-        <w:t>Figur 1. Fyndplatser för naturvårdsarter i det avverkningsanmälda området (röd linje). Markörer utan svart kant är placerade på fyndplatsen. Markörer med svart kant är placerade vid sidan av fyndplatsen och har ett svart streck som visar fyndplatsens exakta position. Kartans mittpunktskoordinat är N 6387227, E 334684 i SWEREF 99 TM.</w:t>
+        <w:t>Figur 1. Fyndplatser för naturvårdsarter i och inom 24 meter från avverkningsanmälan (röd linje). Markörer utan svart kant är placerade på fyndplatsen. Markörer med svart kant är placerade vid sidan av fyndplatsen och har ett svart streck som visar fyndplatsens exakta position. Kartans mittpunktskoordinat är N 6387227, E 334684 i SWEREF 99 TM.</w:t>
+      </w:r>
+    </w:p>
+    <w:p>
+      <w:pPr>
+        <w:pStyle w:val="Heading2"/>
+      </w:pPr>
+      <w:r>
+        <w:t>Fridlysta arter</w:t>
+      </w:r>
+    </w:p>
+    <w:p>
+      <w:r>
+        <w:t>Följande fridlysta arter har sina livsmiljöer och växtplatser i den avverkningsanmälda skogen: järpe (T, §4) och spillkråka (T, §4).</w:t>
+      </w:r>
+    </w:p>
+    <w:p>
+      <w:r>
+        <w:t xml:space="preserve">Observera att medlemsländerna är skyldiga att agera i enlighet med EU:s fågeldirektiv där det uttryckligen står att direktivet gäller för fåglar samt för deras ägg, bon och </w:t>
+      </w:r>
+      <w:r>
+        <w:rPr>
+          <w:b/>
+        </w:rPr>
+        <w:t xml:space="preserve">livsmiljöer </w:t>
+      </w:r>
+      <w:r>
+        <w:t>(artikel 1). Vidare att de åtgärder som vidtas inte får leda till en försämring av den nuvarande situationen beträffande bevarandet av de fågelarter som avses i artikel 1 (artikel 13). Fågeldirektivet är styrande för tillsynsansvariga myndigheters ärendehantering, ställningstaganden och beslutsfattande.</w:t>
+      </w:r>
+    </w:p>
+    <w:p>
+      <w:r>
+        <w:rPr>
+          <w:b/>
+        </w:rPr>
+        <w:t>Järpe (§4)</w:t>
+      </w:r>
+      <w:r>
+        <w:t xml:space="preserve">, som är upptagen i bilaga 1 och 2 EU:s fågeldirektiv, är mycket stationär inom sitt revir som är minst 25 hektar stort. Livsmiljöerna utgörs av tät barrskog med inblandning av lövträd och en väl utvecklad flerskiktad struktur med bärris och yngre eller undertryckta, täta granar i ett lägre skikt, ofta utmed bäckar och åar inne i den skyddande granskogen. Den överlever inte om dess livsmiljö kalavverkas och är även känslig för röjning, gallring och avverkning där unga granar och lövträd inte sparas i tillräcklig omfattning. Arten finns i sammanhängande grandominerad skog över hela Sverige men förekomsterna är betydligt glesare i Götaland än i övriga landet. Järpe är typisk art för </w:t>
+      </w:r>
+      <w:r>
+        <w:rPr>
+          <w:i/>
+        </w:rPr>
+        <w:t xml:space="preserve">9010 Taiga, 9080 Lövsumpskog </w:t>
+      </w:r>
+      <w:r>
+        <w:t xml:space="preserve">och </w:t>
+      </w:r>
+      <w:r>
+        <w:rPr>
+          <w:i/>
+        </w:rPr>
+        <w:t xml:space="preserve">9740 Skogsbevuxen myr </w:t>
+      </w:r>
+      <w:r>
+        <w:t>(SLU Artdatabanken, 2026).</w:t>
+      </w:r>
+    </w:p>
+    <w:p>
+      <w:r>
+        <w:rPr>
+          <w:b/>
+        </w:rPr>
+        <w:t>Spillkråka (§4)</w:t>
+      </w:r>
+      <w:r>
+        <w:t xml:space="preserve"> omfattas av bilaga 1 i EU:s fågeldirektiv och är typisk art för </w:t>
+      </w:r>
+      <w:r>
+        <w:rPr>
+          <w:i/>
+        </w:rPr>
+        <w:t xml:space="preserve">9010 Taiga </w:t>
+      </w:r>
+      <w:r>
+        <w:t>och</w:t>
+      </w:r>
+      <w:r>
+        <w:rPr>
+          <w:i/>
+        </w:rPr>
+        <w:t xml:space="preserve"> 9740 Skogsbevuxen myr</w:t>
+      </w:r>
+      <w:r>
+        <w:t>. Den behöver grova träd, främst tall, asp och bok som boträd. Skogsbruk med korta omloppstider och täta, homogena ungskogar utgör det största hotet. Spillkråka är en nyckelart i skogliga miljöer vars övergivna bohål utnyttjas av flera andra hålhäckande fågelarter och fladdermöss, däribland pärluggla (EN, §4), knipa (§4), salskrake (§4) och skogsduva (§4). Hökuggla (VU, §4) och slaguggla (§4) häckar ofta i högstubbar som brutits av i höjd med ett gammalt spillkråkebo (SLU Artdatabanken, 2026; Skogsstyrelsen, 2016).</w:t>
+      </w:r>
+    </w:p>
+    <w:p>
+      <w:r>
+        <w:t>I BILAGA 1 finns mer detaljerad information om ekologi samt krav på livsmiljö hos fridlysta arter.</w:t>
+      </w:r>
+    </w:p>
+    <w:p>
+      <w:pPr>
+        <w:pStyle w:val="Heading2"/>
+      </w:pPr>
+      <w:r>
+        <w:t>Övriga naturvårdsarter</w:t>
       </w:r>
     </w:p>
     <w:p>
@@ -320,96 +422,6 @@
         <w:pStyle w:val="Heading1"/>
       </w:pPr>
       <w:r>
-        <w:t>Fridlysta arter</w:t>
-      </w:r>
-    </w:p>
-    <w:p>
-      <w:r>
-        <w:t>Följande fridlysta arter har sina livsmiljöer och växtplatser i den avverkningsanmälda skogen: järpe (NT, §4) och spillkråka (NT, §4).</w:t>
-      </w:r>
-    </w:p>
-    <w:p>
-      <w:r>
-        <w:t xml:space="preserve">Observera att medlemsländerna är skyldiga att agera i enlighet med EU:s fågeldirektiv där det uttryckligen står att direktivet gäller för fåglar samt för deras ägg, bon och </w:t>
-      </w:r>
-      <w:r>
-        <w:rPr>
-          <w:b/>
-        </w:rPr>
-        <w:t xml:space="preserve">livsmiljöer </w:t>
-      </w:r>
-      <w:r>
-        <w:t>(artikel 1). Vidare att de åtgärder som vidtas inte får leda till en försämring av den nuvarande situationen beträffande bevarandet av de fågelarter som avses i artikel 1 (artikel 13). Fågeldirektivet är styrande för tillsynsansvariga myndigheters ärendehantering, ställningstaganden och beslutsfattande.</w:t>
-      </w:r>
-    </w:p>
-    <w:p>
-      <w:r>
-        <w:rPr>
-          <w:b/>
-        </w:rPr>
-        <w:t>Järpe (§4)</w:t>
-      </w:r>
-      <w:r>
-        <w:t xml:space="preserve">, som är upptagen i bilaga 1 och 2 EU:s fågeldirektiv, är mycket stationär inom sitt revir som är minst 25 hektar stort. Livsmiljöerna utgörs av tät barrskog med inblandning av lövträd och en väl utvecklad flerskiktad struktur med bärris och yngre eller undertryckta, täta granar i ett lägre skikt, ofta utmed bäckar och åar inne i den skyddande granskogen. Den överlever inte om dess livsmiljö kalavverkas och är även känslig för röjning, gallring och avverkning där unga granar och lövträd inte sparas i tillräcklig omfattning. Arten finns i sammanhängande grandominerad skog över hela Sverige men förekomsterna är betydligt glesare i Götaland än i övriga landet. Järpe är typisk art för </w:t>
-      </w:r>
-      <w:r>
-        <w:rPr>
-          <w:i/>
-        </w:rPr>
-        <w:t xml:space="preserve">9010 Taiga, 9080 Lövsumpskog </w:t>
-      </w:r>
-      <w:r>
-        <w:t xml:space="preserve">och </w:t>
-      </w:r>
-      <w:r>
-        <w:rPr>
-          <w:i/>
-        </w:rPr>
-        <w:t xml:space="preserve">9740 Skogsbevuxen myr </w:t>
-      </w:r>
-      <w:r>
-        <w:t>(SLU Artdatabanken, 2026).</w:t>
-      </w:r>
-    </w:p>
-    <w:p>
-      <w:r>
-        <w:rPr>
-          <w:b/>
-        </w:rPr>
-        <w:t>Spillkråka (§4)</w:t>
-      </w:r>
-      <w:r>
-        <w:t xml:space="preserve"> omfattas av bilaga 1 i EU:s fågeldirektiv och är typisk art för </w:t>
-      </w:r>
-      <w:r>
-        <w:rPr>
-          <w:i/>
-        </w:rPr>
-        <w:t xml:space="preserve">9010 Taiga </w:t>
-      </w:r>
-      <w:r>
-        <w:t>och</w:t>
-      </w:r>
-      <w:r>
-        <w:rPr>
-          <w:i/>
-        </w:rPr>
-        <w:t xml:space="preserve"> 9740 Skogsbevuxen myr</w:t>
-      </w:r>
-      <w:r>
-        <w:t>. Den behöver grova träd, främst tall, asp och bok som boträd. Skogsbruk med korta omloppstider och täta, homogena ungskogar utgör det största hotet. Spillkråka är en nyckelart i skogliga miljöer vars övergivna bohål utnyttjas av flera andra hålhäckande fågelarter och fladdermöss, däribland pärluggla (EN, §4), knipa (§4), salskrake (§4) och skogsduva (§4). Hökuggla (VU, §4) och slaguggla (§4) häckar ofta i högstubbar som brutits av i höjd med ett gammalt spillkråkebo (SLU Artdatabanken, 2026; Skogsstyrelsen, 2016).</w:t>
-      </w:r>
-    </w:p>
-    <w:p>
-      <w:r>
-        <w:t>I BILAGA 1 finns mer detaljerad information om ekologi samt krav på livsmiljö hos fridlysta arter.</w:t>
-      </w:r>
-    </w:p>
-    <w:p>
-      <w:pPr>
-        <w:pStyle w:val="Heading1"/>
-      </w:pPr>
-      <w:r>
         <w:t>Certifiering</w:t>
       </w:r>
     </w:p>
@@ -511,7 +523,7 @@
         <w:rPr>
           <w:i/>
         </w:rPr>
-        <w:t>I det avverkningsanmälda skogsområdet har 5 naturvårdsarter varav 3 rödlistade arter sina livsmiljöer och växtplatser.</w:t>
+        <w:t>I det avverkningsanmälda skogsområdet har 5 naturvårdsarter varav 1 rödlistade arter sina livsmiljöer och växtplatser.</w:t>
       </w:r>
     </w:p>
     <w:p>
@@ -859,7 +871,7 @@
 </file>
 
 <file path=word/endnotes.xml><?xml version="1.0" encoding="utf-8"?>
-<w:endnotes xmlns:wpc="http://schemas.microsoft.com/office/word/2010/wordprocessingCanvas" xmlns:cx="http://schemas.microsoft.com/office/drawing/2014/chartex" xmlns:cx1="http://schemas.microsoft.com/office/drawing/2015/9/8/chartex" xmlns:cx2="http://schemas.microsoft.com/office/drawing/2015/10/21/chartex" xmlns:cx3="http://schemas.microsoft.com/office/drawing/2016/5/9/chartex" xmlns:cx4="http://schemas.microsoft.com/office/drawing/2016/5/10/chartex" xmlns:cx5="http://schemas.microsoft.com/office/drawing/2016/5/11/chartex" xmlns:cx6="http://schemas.microsoft.com/office/drawing/2016/5/12/chartex" xmlns:cx7="http://schemas.microsoft.com/office/drawing/2016/5/13/chartex" xmlns:cx8="http://schemas.microsoft.com/office/drawing/2016/5/14/chartex" xmlns:mc="http://schemas.openxmlformats.org/markup-compatibility/2006" xmlns:aink="http://schemas.microsoft.com/office/drawing/2016/ink" xmlns:am3d="http://schemas.microsoft.com/office/drawing/2017/model3d" xmlns:o="urn:schemas-microsoft-com:office:office" xmlns:oel="http://schemas.microsoft.com/office/2019/extlst" xmlns:r="http://schemas.openxmlformats.org/officeDocument/2006/relationships" xmlns:m="http://schemas.openxmlformats.org/officeDocument/2006/math" xmlns:v="urn:schemas-microsoft-com:vml" xmlns:wp14="http://schemas.microsoft.com/office/word/2010/wordprocessingDrawing" xmlns:wp="http://schemas.openxmlformats.org/drawingml/2006/wordprocessingDrawing" xmlns:w10="urn:schemas-microsoft-com:office:word" xmlns:w="http://schemas.openxmlformats.org/wordprocessingml/2006/main" xmlns:w14="http://schemas.microsoft.com/office/word/2010/wordml" xmlns:w15="http://schemas.microsoft.com/office/word/2012/wordml" xmlns:w16cex="http://schemas.microsoft.com/office/word/2018/wordml/cex" xmlns:w16cid="http://schemas.microsoft.com/office/word/2016/wordml/cid" xmlns:w16="http://schemas.microsoft.com/office/word/2018/wordml" xmlns:w16sdtdh="http://schemas.microsoft.com/office/word/2020/wordml/sdtdatahash" xmlns:w16se="http://schemas.microsoft.com/office/word/2015/wordml/symex" xmlns:wpg="http://schemas.microsoft.com/office/word/2010/wordprocessingGroup" xmlns:wpi="http://schemas.microsoft.com/office/word/2010/wordprocessingInk" xmlns:wne="http://schemas.microsoft.com/office/word/2006/wordml" xmlns:wps="http://schemas.microsoft.com/office/word/2010/wordprocessingShape" mc:Ignorable="w14 w15 w16se w16cid w16 w16cex w16sdtdh wp14">
+<w:endnotes xmlns:wpc="http://schemas.microsoft.com/office/word/2010/wordprocessingCanvas" xmlns:cx="http://schemas.microsoft.com/office/drawing/2014/chartex" xmlns:cx1="http://schemas.microsoft.com/office/drawing/2015/9/8/chartex" xmlns:cx2="http://schemas.microsoft.com/office/drawing/2015/10/21/chartex" xmlns:cx3="http://schemas.microsoft.com/office/drawing/2016/5/9/chartex" xmlns:cx4="http://schemas.microsoft.com/office/drawing/2016/5/10/chartex" xmlns:cx5="http://schemas.microsoft.com/office/drawing/2016/5/11/chartex" xmlns:cx6="http://schemas.microsoft.com/office/drawing/2016/5/12/chartex" xmlns:cx7="http://schemas.microsoft.com/office/drawing/2016/5/13/chartex" xmlns:cx8="http://schemas.microsoft.com/office/drawing/2016/5/14/chartex" xmlns:mc="http://schemas.openxmlformats.org/markup-compatibility/2006" xmlns:aink="http://schemas.microsoft.com/office/drawing/2016/ink" xmlns:am3d="http://schemas.microsoft.com/office/drawing/2017/model3d" xmlns:o="urn:schemas-microsoft-com:office:office" xmlns:oel="http://schemas.microsoft.com/office/2019/extlst" xmlns:r="http://schemas.openxmlformats.org/officeDocument/2006/relationships" xmlns:m="http://schemas.openxmlformats.org/officeDocument/2006/math" xmlns:v="urn:schemas-microsoft-com:vml" xmlns:wp14="http://schemas.microsoft.com/office/word/2010/wordprocessingDrawing" xmlns:wp="http://schemas.openxmlformats.org/drawingml/2006/wordprocessingDrawing" xmlns:w10="urn:schemas-microsoft-com:office:word" xmlns:w="http://schemas.openxmlformats.org/wordprocessingml/2006/main" xmlns:w14="http://schemas.microsoft.com/office/word/2010/wordml" xmlns:w15="http://schemas.microsoft.com/office/word/2012/wordml" xmlns:w16cex="http://schemas.microsoft.com/office/word/2018/wordml/cex" xmlns:w16cid="http://schemas.microsoft.com/office/word/2016/wordml/cid" xmlns:w16="http://schemas.microsoft.com/office/word/2018/wordml" xmlns:w16du="http://schemas.microsoft.com/office/word/2023/wordml/word16du" xmlns:w16sdtdh="http://schemas.microsoft.com/office/word/2020/wordml/sdtdatahash" xmlns:w16sdtfl="http://schemas.microsoft.com/office/word/2024/wordml/sdtformatlock" xmlns:w16se="http://schemas.microsoft.com/office/word/2015/wordml/symex" xmlns:wpg="http://schemas.microsoft.com/office/word/2010/wordprocessingGroup" xmlns:wpi="http://schemas.microsoft.com/office/word/2010/wordprocessingInk" xmlns:wne="http://schemas.microsoft.com/office/word/2006/wordml" xmlns:wps="http://schemas.microsoft.com/office/word/2010/wordprocessingShape" mc:Ignorable="w14 w15 w16se w16cid w16 w16cex w16sdtdh w16sdtfl w16du wp14">
   <w:endnote w:type="separator" w:id="-1">
     <w:p>
       <w:pPr>
@@ -884,7 +896,7 @@
 </file>
 
 <file path=word/footer1.xml><?xml version="1.0" encoding="utf-8"?>
-<w:ftr xmlns:wpc="http://schemas.microsoft.com/office/word/2010/wordprocessingCanvas" xmlns:cx="http://schemas.microsoft.com/office/drawing/2014/chartex" xmlns:cx1="http://schemas.microsoft.com/office/drawing/2015/9/8/chartex" xmlns:cx2="http://schemas.microsoft.com/office/drawing/2015/10/21/chartex" xmlns:cx3="http://schemas.microsoft.com/office/drawing/2016/5/9/chartex" xmlns:cx4="http://schemas.microsoft.com/office/drawing/2016/5/10/chartex" xmlns:cx5="http://schemas.microsoft.com/office/drawing/2016/5/11/chartex" xmlns:cx6="http://schemas.microsoft.com/office/drawing/2016/5/12/chartex" xmlns:cx7="http://schemas.microsoft.com/office/drawing/2016/5/13/chartex" xmlns:cx8="http://schemas.microsoft.com/office/drawing/2016/5/14/chartex" xmlns:mc="http://schemas.openxmlformats.org/markup-compatibility/2006" xmlns:aink="http://schemas.microsoft.com/office/drawing/2016/ink" xmlns:am3d="http://schemas.microsoft.com/office/drawing/2017/model3d" xmlns:o="urn:schemas-microsoft-com:office:office" xmlns:oel="http://schemas.microsoft.com/office/2019/extlst" xmlns:r="http://schemas.openxmlformats.org/officeDocument/2006/relationships" xmlns:m="http://schemas.openxmlformats.org/officeDocument/2006/math" xmlns:v="urn:schemas-microsoft-com:vml" xmlns:wp14="http://schemas.microsoft.com/office/word/2010/wordprocessingDrawing" xmlns:wp="http://schemas.openxmlformats.org/drawingml/2006/wordprocessingDrawing" xmlns:w10="urn:schemas-microsoft-com:office:word" xmlns:w="http://schemas.openxmlformats.org/wordprocessingml/2006/main" xmlns:w14="http://schemas.microsoft.com/office/word/2010/wordml" xmlns:w15="http://schemas.microsoft.com/office/word/2012/wordml" xmlns:w16cex="http://schemas.microsoft.com/office/word/2018/wordml/cex" xmlns:w16cid="http://schemas.microsoft.com/office/word/2016/wordml/cid" xmlns:w16="http://schemas.microsoft.com/office/word/2018/wordml" xmlns:w16sdtdh="http://schemas.microsoft.com/office/word/2020/wordml/sdtdatahash" xmlns:w16se="http://schemas.microsoft.com/office/word/2015/wordml/symex" xmlns:wpg="http://schemas.microsoft.com/office/word/2010/wordprocessingGroup" xmlns:wpi="http://schemas.microsoft.com/office/word/2010/wordprocessingInk" xmlns:wne="http://schemas.microsoft.com/office/word/2006/wordml" xmlns:wps="http://schemas.microsoft.com/office/word/2010/wordprocessingShape" mc:Ignorable="w14 w15 w16se w16cid w16 w16cex w16sdtdh wp14">
+<w:ftr xmlns:wpc="http://schemas.microsoft.com/office/word/2010/wordprocessingCanvas" xmlns:cx="http://schemas.microsoft.com/office/drawing/2014/chartex" xmlns:cx1="http://schemas.microsoft.com/office/drawing/2015/9/8/chartex" xmlns:cx2="http://schemas.microsoft.com/office/drawing/2015/10/21/chartex" xmlns:cx3="http://schemas.microsoft.com/office/drawing/2016/5/9/chartex" xmlns:cx4="http://schemas.microsoft.com/office/drawing/2016/5/10/chartex" xmlns:cx5="http://schemas.microsoft.com/office/drawing/2016/5/11/chartex" xmlns:cx6="http://schemas.microsoft.com/office/drawing/2016/5/12/chartex" xmlns:cx7="http://schemas.microsoft.com/office/drawing/2016/5/13/chartex" xmlns:cx8="http://schemas.microsoft.com/office/drawing/2016/5/14/chartex" xmlns:mc="http://schemas.openxmlformats.org/markup-compatibility/2006" xmlns:aink="http://schemas.microsoft.com/office/drawing/2016/ink" xmlns:am3d="http://schemas.microsoft.com/office/drawing/2017/model3d" xmlns:o="urn:schemas-microsoft-com:office:office" xmlns:oel="http://schemas.microsoft.com/office/2019/extlst" xmlns:r="http://schemas.openxmlformats.org/officeDocument/2006/relationships" xmlns:m="http://schemas.openxmlformats.org/officeDocument/2006/math" xmlns:v="urn:schemas-microsoft-com:vml" xmlns:wp14="http://schemas.microsoft.com/office/word/2010/wordprocessingDrawing" xmlns:wp="http://schemas.openxmlformats.org/drawingml/2006/wordprocessingDrawing" xmlns:w10="urn:schemas-microsoft-com:office:word" xmlns:w="http://schemas.openxmlformats.org/wordprocessingml/2006/main" xmlns:w14="http://schemas.microsoft.com/office/word/2010/wordml" xmlns:w15="http://schemas.microsoft.com/office/word/2012/wordml" xmlns:w16cex="http://schemas.microsoft.com/office/word/2018/wordml/cex" xmlns:w16cid="http://schemas.microsoft.com/office/word/2016/wordml/cid" xmlns:w16="http://schemas.microsoft.com/office/word/2018/wordml" xmlns:w16du="http://schemas.microsoft.com/office/word/2023/wordml/word16du" xmlns:w16sdtdh="http://schemas.microsoft.com/office/word/2020/wordml/sdtdatahash" xmlns:w16sdtfl="http://schemas.microsoft.com/office/word/2024/wordml/sdtformatlock" xmlns:w16se="http://schemas.microsoft.com/office/word/2015/wordml/symex" xmlns:wpg="http://schemas.microsoft.com/office/word/2010/wordprocessingGroup" xmlns:wpi="http://schemas.microsoft.com/office/word/2010/wordprocessingInk" xmlns:wne="http://schemas.microsoft.com/office/word/2006/wordml" xmlns:wps="http://schemas.microsoft.com/office/word/2010/wordprocessingShape" mc:Ignorable="w14 w15 w16se w16cid w16 w16cex w16sdtdh w16sdtfl w16du wp14">
   <w:p>
     <w:pPr>
       <w:pStyle w:val="Footer"/>
@@ -894,7 +906,7 @@
 </file>
 
 <file path=word/footer2.xml><?xml version="1.0" encoding="utf-8"?>
-<w:ftr xmlns:wpc="http://schemas.microsoft.com/office/word/2010/wordprocessingCanvas" xmlns:cx="http://schemas.microsoft.com/office/drawing/2014/chartex" xmlns:cx1="http://schemas.microsoft.com/office/drawing/2015/9/8/chartex" xmlns:cx2="http://schemas.microsoft.com/office/drawing/2015/10/21/chartex" xmlns:cx3="http://schemas.microsoft.com/office/drawing/2016/5/9/chartex" xmlns:cx4="http://schemas.microsoft.com/office/drawing/2016/5/10/chartex" xmlns:cx5="http://schemas.microsoft.com/office/drawing/2016/5/11/chartex" xmlns:cx6="http://schemas.microsoft.com/office/drawing/2016/5/12/chartex" xmlns:cx7="http://schemas.microsoft.com/office/drawing/2016/5/13/chartex" xmlns:cx8="http://schemas.microsoft.com/office/drawing/2016/5/14/chartex" xmlns:mc="http://schemas.openxmlformats.org/markup-compatibility/2006" xmlns:aink="http://schemas.microsoft.com/office/drawing/2016/ink" xmlns:am3d="http://schemas.microsoft.com/office/drawing/2017/model3d" xmlns:o="urn:schemas-microsoft-com:office:office" xmlns:oel="http://schemas.microsoft.com/office/2019/extlst" xmlns:r="http://schemas.openxmlformats.org/officeDocument/2006/relationships" xmlns:m="http://schemas.openxmlformats.org/officeDocument/2006/math" xmlns:v="urn:schemas-microsoft-com:vml" xmlns:wp14="http://schemas.microsoft.com/office/word/2010/wordprocessingDrawing" xmlns:wp="http://schemas.openxmlformats.org/drawingml/2006/wordprocessingDrawing" xmlns:w10="urn:schemas-microsoft-com:office:word" xmlns:w="http://schemas.openxmlformats.org/wordprocessingml/2006/main" xmlns:w14="http://schemas.microsoft.com/office/word/2010/wordml" xmlns:w15="http://schemas.microsoft.com/office/word/2012/wordml" xmlns:w16cex="http://schemas.microsoft.com/office/word/2018/wordml/cex" xmlns:w16cid="http://schemas.microsoft.com/office/word/2016/wordml/cid" xmlns:w16="http://schemas.microsoft.com/office/word/2018/wordml" xmlns:w16sdtdh="http://schemas.microsoft.com/office/word/2020/wordml/sdtdatahash" xmlns:w16se="http://schemas.microsoft.com/office/word/2015/wordml/symex" xmlns:wpg="http://schemas.microsoft.com/office/word/2010/wordprocessingGroup" xmlns:wpi="http://schemas.microsoft.com/office/word/2010/wordprocessingInk" xmlns:wne="http://schemas.microsoft.com/office/word/2006/wordml" xmlns:wps="http://schemas.microsoft.com/office/word/2010/wordprocessingShape" mc:Ignorable="w14 w15 w16se w16cid w16 w16cex w16sdtdh wp14">
+<w:ftr xmlns:wpc="http://schemas.microsoft.com/office/word/2010/wordprocessingCanvas" xmlns:cx="http://schemas.microsoft.com/office/drawing/2014/chartex" xmlns:cx1="http://schemas.microsoft.com/office/drawing/2015/9/8/chartex" xmlns:cx2="http://schemas.microsoft.com/office/drawing/2015/10/21/chartex" xmlns:cx3="http://schemas.microsoft.com/office/drawing/2016/5/9/chartex" xmlns:cx4="http://schemas.microsoft.com/office/drawing/2016/5/10/chartex" xmlns:cx5="http://schemas.microsoft.com/office/drawing/2016/5/11/chartex" xmlns:cx6="http://schemas.microsoft.com/office/drawing/2016/5/12/chartex" xmlns:cx7="http://schemas.microsoft.com/office/drawing/2016/5/13/chartex" xmlns:cx8="http://schemas.microsoft.com/office/drawing/2016/5/14/chartex" xmlns:mc="http://schemas.openxmlformats.org/markup-compatibility/2006" xmlns:aink="http://schemas.microsoft.com/office/drawing/2016/ink" xmlns:am3d="http://schemas.microsoft.com/office/drawing/2017/model3d" xmlns:o="urn:schemas-microsoft-com:office:office" xmlns:oel="http://schemas.microsoft.com/office/2019/extlst" xmlns:r="http://schemas.openxmlformats.org/officeDocument/2006/relationships" xmlns:m="http://schemas.openxmlformats.org/officeDocument/2006/math" xmlns:v="urn:schemas-microsoft-com:vml" xmlns:wp14="http://schemas.microsoft.com/office/word/2010/wordprocessingDrawing" xmlns:wp="http://schemas.openxmlformats.org/drawingml/2006/wordprocessingDrawing" xmlns:w10="urn:schemas-microsoft-com:office:word" xmlns:w="http://schemas.openxmlformats.org/wordprocessingml/2006/main" xmlns:w14="http://schemas.microsoft.com/office/word/2010/wordml" xmlns:w15="http://schemas.microsoft.com/office/word/2012/wordml" xmlns:w16cex="http://schemas.microsoft.com/office/word/2018/wordml/cex" xmlns:w16cid="http://schemas.microsoft.com/office/word/2016/wordml/cid" xmlns:w16="http://schemas.microsoft.com/office/word/2018/wordml" xmlns:w16du="http://schemas.microsoft.com/office/word/2023/wordml/word16du" xmlns:w16sdtdh="http://schemas.microsoft.com/office/word/2020/wordml/sdtdatahash" xmlns:w16sdtfl="http://schemas.microsoft.com/office/word/2024/wordml/sdtformatlock" xmlns:w16se="http://schemas.microsoft.com/office/word/2015/wordml/symex" xmlns:wpg="http://schemas.microsoft.com/office/word/2010/wordprocessingGroup" xmlns:wpi="http://schemas.microsoft.com/office/word/2010/wordprocessingInk" xmlns:wne="http://schemas.microsoft.com/office/word/2006/wordml" xmlns:wps="http://schemas.microsoft.com/office/word/2010/wordprocessingShape" mc:Ignorable="w14 w15 w16se w16cid w16 w16cex w16sdtdh w16sdtfl w16du wp14">
   <w:p>
     <w:pPr>
       <w:pStyle w:val="Footer"/>
@@ -904,7 +916,7 @@
 </file>
 
 <file path=word/footer3.xml><?xml version="1.0" encoding="utf-8"?>
-<w:ftr xmlns:wpc="http://schemas.microsoft.com/office/word/2010/wordprocessingCanvas" xmlns:cx="http://schemas.microsoft.com/office/drawing/2014/chartex" xmlns:cx1="http://schemas.microsoft.com/office/drawing/2015/9/8/chartex" xmlns:cx2="http://schemas.microsoft.com/office/drawing/2015/10/21/chartex" xmlns:cx3="http://schemas.microsoft.com/office/drawing/2016/5/9/chartex" xmlns:cx4="http://schemas.microsoft.com/office/drawing/2016/5/10/chartex" xmlns:cx5="http://schemas.microsoft.com/office/drawing/2016/5/11/chartex" xmlns:cx6="http://schemas.microsoft.com/office/drawing/2016/5/12/chartex" xmlns:cx7="http://schemas.microsoft.com/office/drawing/2016/5/13/chartex" xmlns:cx8="http://schemas.microsoft.com/office/drawing/2016/5/14/chartex" xmlns:mc="http://schemas.openxmlformats.org/markup-compatibility/2006" xmlns:aink="http://schemas.microsoft.com/office/drawing/2016/ink" xmlns:am3d="http://schemas.microsoft.com/office/drawing/2017/model3d" xmlns:o="urn:schemas-microsoft-com:office:office" xmlns:oel="http://schemas.microsoft.com/office/2019/extlst" xmlns:r="http://schemas.openxmlformats.org/officeDocument/2006/relationships" xmlns:m="http://schemas.openxmlformats.org/officeDocument/2006/math" xmlns:v="urn:schemas-microsoft-com:vml" xmlns:wp14="http://schemas.microsoft.com/office/word/2010/wordprocessingDrawing" xmlns:wp="http://schemas.openxmlformats.org/drawingml/2006/wordprocessingDrawing" xmlns:w10="urn:schemas-microsoft-com:office:word" xmlns:w="http://schemas.openxmlformats.org/wordprocessingml/2006/main" xmlns:w14="http://schemas.microsoft.com/office/word/2010/wordml" xmlns:w15="http://schemas.microsoft.com/office/word/2012/wordml" xmlns:w16cex="http://schemas.microsoft.com/office/word/2018/wordml/cex" xmlns:w16cid="http://schemas.microsoft.com/office/word/2016/wordml/cid" xmlns:w16="http://schemas.microsoft.com/office/word/2018/wordml" xmlns:w16sdtdh="http://schemas.microsoft.com/office/word/2020/wordml/sdtdatahash" xmlns:w16se="http://schemas.microsoft.com/office/word/2015/wordml/symex" xmlns:wpg="http://schemas.microsoft.com/office/word/2010/wordprocessingGroup" xmlns:wpi="http://schemas.microsoft.com/office/word/2010/wordprocessingInk" xmlns:wne="http://schemas.microsoft.com/office/word/2006/wordml" xmlns:wps="http://schemas.microsoft.com/office/word/2010/wordprocessingShape" mc:Ignorable="w14 w15 w16se w16cid w16 w16cex w16sdtdh wp14">
+<w:ftr xmlns:wpc="http://schemas.microsoft.com/office/word/2010/wordprocessingCanvas" xmlns:cx="http://schemas.microsoft.com/office/drawing/2014/chartex" xmlns:cx1="http://schemas.microsoft.com/office/drawing/2015/9/8/chartex" xmlns:cx2="http://schemas.microsoft.com/office/drawing/2015/10/21/chartex" xmlns:cx3="http://schemas.microsoft.com/office/drawing/2016/5/9/chartex" xmlns:cx4="http://schemas.microsoft.com/office/drawing/2016/5/10/chartex" xmlns:cx5="http://schemas.microsoft.com/office/drawing/2016/5/11/chartex" xmlns:cx6="http://schemas.microsoft.com/office/drawing/2016/5/12/chartex" xmlns:cx7="http://schemas.microsoft.com/office/drawing/2016/5/13/chartex" xmlns:cx8="http://schemas.microsoft.com/office/drawing/2016/5/14/chartex" xmlns:mc="http://schemas.openxmlformats.org/markup-compatibility/2006" xmlns:aink="http://schemas.microsoft.com/office/drawing/2016/ink" xmlns:am3d="http://schemas.microsoft.com/office/drawing/2017/model3d" xmlns:o="urn:schemas-microsoft-com:office:office" xmlns:oel="http://schemas.microsoft.com/office/2019/extlst" xmlns:r="http://schemas.openxmlformats.org/officeDocument/2006/relationships" xmlns:m="http://schemas.openxmlformats.org/officeDocument/2006/math" xmlns:v="urn:schemas-microsoft-com:vml" xmlns:wp14="http://schemas.microsoft.com/office/word/2010/wordprocessingDrawing" xmlns:wp="http://schemas.openxmlformats.org/drawingml/2006/wordprocessingDrawing" xmlns:w10="urn:schemas-microsoft-com:office:word" xmlns:w="http://schemas.openxmlformats.org/wordprocessingml/2006/main" xmlns:w14="http://schemas.microsoft.com/office/word/2010/wordml" xmlns:w15="http://schemas.microsoft.com/office/word/2012/wordml" xmlns:w16cex="http://schemas.microsoft.com/office/word/2018/wordml/cex" xmlns:w16cid="http://schemas.microsoft.com/office/word/2016/wordml/cid" xmlns:w16="http://schemas.microsoft.com/office/word/2018/wordml" xmlns:w16du="http://schemas.microsoft.com/office/word/2023/wordml/word16du" xmlns:w16sdtdh="http://schemas.microsoft.com/office/word/2020/wordml/sdtdatahash" xmlns:w16sdtfl="http://schemas.microsoft.com/office/word/2024/wordml/sdtformatlock" xmlns:w16se="http://schemas.microsoft.com/office/word/2015/wordml/symex" xmlns:wpg="http://schemas.microsoft.com/office/word/2010/wordprocessingGroup" xmlns:wpi="http://schemas.microsoft.com/office/word/2010/wordprocessingInk" xmlns:wne="http://schemas.microsoft.com/office/word/2006/wordml" xmlns:wps="http://schemas.microsoft.com/office/word/2010/wordprocessingShape" mc:Ignorable="w14 w15 w16se w16cid w16 w16cex w16sdtdh w16sdtfl w16du wp14">
   <w:p>
     <w:pPr>
       <w:pStyle w:val="Footer"/>
@@ -914,7 +926,7 @@
 </file>
 
 <file path=word/footnotes.xml><?xml version="1.0" encoding="utf-8"?>
-<w:footnotes xmlns:wpc="http://schemas.microsoft.com/office/word/2010/wordprocessingCanvas" xmlns:cx="http://schemas.microsoft.com/office/drawing/2014/chartex" xmlns:cx1="http://schemas.microsoft.com/office/drawing/2015/9/8/chartex" xmlns:cx2="http://schemas.microsoft.com/office/drawing/2015/10/21/chartex" xmlns:cx3="http://schemas.microsoft.com/office/drawing/2016/5/9/chartex" xmlns:cx4="http://schemas.microsoft.com/office/drawing/2016/5/10/chartex" xmlns:cx5="http://schemas.microsoft.com/office/drawing/2016/5/11/chartex" xmlns:cx6="http://schemas.microsoft.com/office/drawing/2016/5/12/chartex" xmlns:cx7="http://schemas.microsoft.com/office/drawing/2016/5/13/chartex" xmlns:cx8="http://schemas.microsoft.com/office/drawing/2016/5/14/chartex" xmlns:mc="http://schemas.openxmlformats.org/markup-compatibility/2006" xmlns:aink="http://schemas.microsoft.com/office/drawing/2016/ink" xmlns:am3d="http://schemas.microsoft.com/office/drawing/2017/model3d" xmlns:o="urn:schemas-microsoft-com:office:office" xmlns:oel="http://schemas.microsoft.com/office/2019/extlst" xmlns:r="http://schemas.openxmlformats.org/officeDocument/2006/relationships" xmlns:m="http://schemas.openxmlformats.org/officeDocument/2006/math" xmlns:v="urn:schemas-microsoft-com:vml" xmlns:wp14="http://schemas.microsoft.com/office/word/2010/wordprocessingDrawing" xmlns:wp="http://schemas.openxmlformats.org/drawingml/2006/wordprocessingDrawing" xmlns:w10="urn:schemas-microsoft-com:office:word" xmlns:w="http://schemas.openxmlformats.org/wordprocessingml/2006/main" xmlns:w14="http://schemas.microsoft.com/office/word/2010/wordml" xmlns:w15="http://schemas.microsoft.com/office/word/2012/wordml" xmlns:w16cex="http://schemas.microsoft.com/office/word/2018/wordml/cex" xmlns:w16cid="http://schemas.microsoft.com/office/word/2016/wordml/cid" xmlns:w16="http://schemas.microsoft.com/office/word/2018/wordml" xmlns:w16sdtdh="http://schemas.microsoft.com/office/word/2020/wordml/sdtdatahash" xmlns:w16se="http://schemas.microsoft.com/office/word/2015/wordml/symex" xmlns:wpg="http://schemas.microsoft.com/office/word/2010/wordprocessingGroup" xmlns:wpi="http://schemas.microsoft.com/office/word/2010/wordprocessingInk" xmlns:wne="http://schemas.microsoft.com/office/word/2006/wordml" xmlns:wps="http://schemas.microsoft.com/office/word/2010/wordprocessingShape" mc:Ignorable="w14 w15 w16se w16cid w16 w16cex w16sdtdh wp14">
+<w:footnotes xmlns:wpc="http://schemas.microsoft.com/office/word/2010/wordprocessingCanvas" xmlns:cx="http://schemas.microsoft.com/office/drawing/2014/chartex" xmlns:cx1="http://schemas.microsoft.com/office/drawing/2015/9/8/chartex" xmlns:cx2="http://schemas.microsoft.com/office/drawing/2015/10/21/chartex" xmlns:cx3="http://schemas.microsoft.com/office/drawing/2016/5/9/chartex" xmlns:cx4="http://schemas.microsoft.com/office/drawing/2016/5/10/chartex" xmlns:cx5="http://schemas.microsoft.com/office/drawing/2016/5/11/chartex" xmlns:cx6="http://schemas.microsoft.com/office/drawing/2016/5/12/chartex" xmlns:cx7="http://schemas.microsoft.com/office/drawing/2016/5/13/chartex" xmlns:cx8="http://schemas.microsoft.com/office/drawing/2016/5/14/chartex" xmlns:mc="http://schemas.openxmlformats.org/markup-compatibility/2006" xmlns:aink="http://schemas.microsoft.com/office/drawing/2016/ink" xmlns:am3d="http://schemas.microsoft.com/office/drawing/2017/model3d" xmlns:o="urn:schemas-microsoft-com:office:office" xmlns:oel="http://schemas.microsoft.com/office/2019/extlst" xmlns:r="http://schemas.openxmlformats.org/officeDocument/2006/relationships" xmlns:m="http://schemas.openxmlformats.org/officeDocument/2006/math" xmlns:v="urn:schemas-microsoft-com:vml" xmlns:wp14="http://schemas.microsoft.com/office/word/2010/wordprocessingDrawing" xmlns:wp="http://schemas.openxmlformats.org/drawingml/2006/wordprocessingDrawing" xmlns:w10="urn:schemas-microsoft-com:office:word" xmlns:w="http://schemas.openxmlformats.org/wordprocessingml/2006/main" xmlns:w14="http://schemas.microsoft.com/office/word/2010/wordml" xmlns:w15="http://schemas.microsoft.com/office/word/2012/wordml" xmlns:w16cex="http://schemas.microsoft.com/office/word/2018/wordml/cex" xmlns:w16cid="http://schemas.microsoft.com/office/word/2016/wordml/cid" xmlns:w16="http://schemas.microsoft.com/office/word/2018/wordml" xmlns:w16du="http://schemas.microsoft.com/office/word/2023/wordml/word16du" xmlns:w16sdtdh="http://schemas.microsoft.com/office/word/2020/wordml/sdtdatahash" xmlns:w16sdtfl="http://schemas.microsoft.com/office/word/2024/wordml/sdtformatlock" xmlns:w16se="http://schemas.microsoft.com/office/word/2015/wordml/symex" xmlns:wpg="http://schemas.microsoft.com/office/word/2010/wordprocessingGroup" xmlns:wpi="http://schemas.microsoft.com/office/word/2010/wordprocessingInk" xmlns:wne="http://schemas.microsoft.com/office/word/2006/wordml" xmlns:wps="http://schemas.microsoft.com/office/word/2010/wordprocessingShape" mc:Ignorable="w14 w15 w16se w16cid w16 w16cex w16sdtdh w16sdtfl w16du wp14">
   <w:footnote w:type="separator" w:id="-1">
     <w:p>
       <w:pPr>
@@ -939,7 +951,7 @@
 </file>
 
 <file path=word/header1.xml><?xml version="1.0" encoding="utf-8"?>
-<w:hdr xmlns:wpc="http://schemas.microsoft.com/office/word/2010/wordprocessingCanvas" xmlns:cx="http://schemas.microsoft.com/office/drawing/2014/chartex" xmlns:cx1="http://schemas.microsoft.com/office/drawing/2015/9/8/chartex" xmlns:cx2="http://schemas.microsoft.com/office/drawing/2015/10/21/chartex" xmlns:cx3="http://schemas.microsoft.com/office/drawing/2016/5/9/chartex" xmlns:cx4="http://schemas.microsoft.com/office/drawing/2016/5/10/chartex" xmlns:cx5="http://schemas.microsoft.com/office/drawing/2016/5/11/chartex" xmlns:cx6="http://schemas.microsoft.com/office/drawing/2016/5/12/chartex" xmlns:cx7="http://schemas.microsoft.com/office/drawing/2016/5/13/chartex" xmlns:cx8="http://schemas.microsoft.com/office/drawing/2016/5/14/chartex" xmlns:mc="http://schemas.openxmlformats.org/markup-compatibility/2006" xmlns:aink="http://schemas.microsoft.com/office/drawing/2016/ink" xmlns:am3d="http://schemas.microsoft.com/office/drawing/2017/model3d" xmlns:o="urn:schemas-microsoft-com:office:office" xmlns:oel="http://schemas.microsoft.com/office/2019/extlst" xmlns:r="http://schemas.openxmlformats.org/officeDocument/2006/relationships" xmlns:m="http://schemas.openxmlformats.org/officeDocument/2006/math" xmlns:v="urn:schemas-microsoft-com:vml" xmlns:wp14="http://schemas.microsoft.com/office/word/2010/wordprocessingDrawing" xmlns:wp="http://schemas.openxmlformats.org/drawingml/2006/wordprocessingDrawing" xmlns:w10="urn:schemas-microsoft-com:office:word" xmlns:w="http://schemas.openxmlformats.org/wordprocessingml/2006/main" xmlns:w14="http://schemas.microsoft.com/office/word/2010/wordml" xmlns:w15="http://schemas.microsoft.com/office/word/2012/wordml" xmlns:w16cex="http://schemas.microsoft.com/office/word/2018/wordml/cex" xmlns:w16cid="http://schemas.microsoft.com/office/word/2016/wordml/cid" xmlns:w16="http://schemas.microsoft.com/office/word/2018/wordml" xmlns:w16sdtdh="http://schemas.microsoft.com/office/word/2020/wordml/sdtdatahash" xmlns:w16se="http://schemas.microsoft.com/office/word/2015/wordml/symex" xmlns:wpg="http://schemas.microsoft.com/office/word/2010/wordprocessingGroup" xmlns:wpi="http://schemas.microsoft.com/office/word/2010/wordprocessingInk" xmlns:wne="http://schemas.microsoft.com/office/word/2006/wordml" xmlns:wps="http://schemas.microsoft.com/office/word/2010/wordprocessingShape" mc:Ignorable="w14 w15 w16se w16cid w16 w16cex w16sdtdh wp14">
+<w:hdr xmlns:wpc="http://schemas.microsoft.com/office/word/2010/wordprocessingCanvas" xmlns:cx="http://schemas.microsoft.com/office/drawing/2014/chartex" xmlns:cx1="http://schemas.microsoft.com/office/drawing/2015/9/8/chartex" xmlns:cx2="http://schemas.microsoft.com/office/drawing/2015/10/21/chartex" xmlns:cx3="http://schemas.microsoft.com/office/drawing/2016/5/9/chartex" xmlns:cx4="http://schemas.microsoft.com/office/drawing/2016/5/10/chartex" xmlns:cx5="http://schemas.microsoft.com/office/drawing/2016/5/11/chartex" xmlns:cx6="http://schemas.microsoft.com/office/drawing/2016/5/12/chartex" xmlns:cx7="http://schemas.microsoft.com/office/drawing/2016/5/13/chartex" xmlns:cx8="http://schemas.microsoft.com/office/drawing/2016/5/14/chartex" xmlns:mc="http://schemas.openxmlformats.org/markup-compatibility/2006" xmlns:aink="http://schemas.microsoft.com/office/drawing/2016/ink" xmlns:am3d="http://schemas.microsoft.com/office/drawing/2017/model3d" xmlns:o="urn:schemas-microsoft-com:office:office" xmlns:oel="http://schemas.microsoft.com/office/2019/extlst" xmlns:r="http://schemas.openxmlformats.org/officeDocument/2006/relationships" xmlns:m="http://schemas.openxmlformats.org/officeDocument/2006/math" xmlns:v="urn:schemas-microsoft-com:vml" xmlns:wp14="http://schemas.microsoft.com/office/word/2010/wordprocessingDrawing" xmlns:wp="http://schemas.openxmlformats.org/drawingml/2006/wordprocessingDrawing" xmlns:w10="urn:schemas-microsoft-com:office:word" xmlns:w="http://schemas.openxmlformats.org/wordprocessingml/2006/main" xmlns:w14="http://schemas.microsoft.com/office/word/2010/wordml" xmlns:w15="http://schemas.microsoft.com/office/word/2012/wordml" xmlns:w16cex="http://schemas.microsoft.com/office/word/2018/wordml/cex" xmlns:w16cid="http://schemas.microsoft.com/office/word/2016/wordml/cid" xmlns:w16="http://schemas.microsoft.com/office/word/2018/wordml" xmlns:w16du="http://schemas.microsoft.com/office/word/2023/wordml/word16du" xmlns:w16sdtdh="http://schemas.microsoft.com/office/word/2020/wordml/sdtdatahash" xmlns:w16sdtfl="http://schemas.microsoft.com/office/word/2024/wordml/sdtformatlock" xmlns:w16se="http://schemas.microsoft.com/office/word/2015/wordml/symex" xmlns:wpg="http://schemas.microsoft.com/office/word/2010/wordprocessingGroup" xmlns:wpi="http://schemas.microsoft.com/office/word/2010/wordprocessingInk" xmlns:wne="http://schemas.microsoft.com/office/word/2006/wordml" xmlns:wps="http://schemas.microsoft.com/office/word/2010/wordprocessingShape" mc:Ignorable="w14 w15 w16se w16cid w16 w16cex w16sdtdh w16sdtfl w16du wp14">
   <w:p>
     <w:pPr>
       <w:pStyle w:val="Header"/>
@@ -949,7 +961,7 @@
 </file>
 
 <file path=word/header2.xml><?xml version="1.0" encoding="utf-8"?>
-<w:hdr xmlns:wpc="http://schemas.microsoft.com/office/word/2010/wordprocessingCanvas" xmlns:cx="http://schemas.microsoft.com/office/drawing/2014/chartex" xmlns:cx1="http://schemas.microsoft.com/office/drawing/2015/9/8/chartex" xmlns:cx2="http://schemas.microsoft.com/office/drawing/2015/10/21/chartex" xmlns:cx3="http://schemas.microsoft.com/office/drawing/2016/5/9/chartex" xmlns:cx4="http://schemas.microsoft.com/office/drawing/2016/5/10/chartex" xmlns:cx5="http://schemas.microsoft.com/office/drawing/2016/5/11/chartex" xmlns:cx6="http://schemas.microsoft.com/office/drawing/2016/5/12/chartex" xmlns:cx7="http://schemas.microsoft.com/office/drawing/2016/5/13/chartex" xmlns:cx8="http://schemas.microsoft.com/office/drawing/2016/5/14/chartex" xmlns:mc="http://schemas.openxmlformats.org/markup-compatibility/2006" xmlns:aink="http://schemas.microsoft.com/office/drawing/2016/ink" xmlns:am3d="http://schemas.microsoft.com/office/drawing/2017/model3d" xmlns:o="urn:schemas-microsoft-com:office:office" xmlns:oel="http://schemas.microsoft.com/office/2019/extlst" xmlns:r="http://schemas.openxmlformats.org/officeDocument/2006/relationships" xmlns:m="http://schemas.openxmlformats.org/officeDocument/2006/math" xmlns:v="urn:schemas-microsoft-com:vml" xmlns:wp14="http://schemas.microsoft.com/office/word/2010/wordprocessingDrawing" xmlns:wp="http://schemas.openxmlformats.org/drawingml/2006/wordprocessingDrawing" xmlns:w10="urn:schemas-microsoft-com:office:word" xmlns:w="http://schemas.openxmlformats.org/wordprocessingml/2006/main" xmlns:w14="http://schemas.microsoft.com/office/word/2010/wordml" xmlns:w15="http://schemas.microsoft.com/office/word/2012/wordml" xmlns:w16cex="http://schemas.microsoft.com/office/word/2018/wordml/cex" xmlns:w16cid="http://schemas.microsoft.com/office/word/2016/wordml/cid" xmlns:w16="http://schemas.microsoft.com/office/word/2018/wordml" xmlns:w16sdtdh="http://schemas.microsoft.com/office/word/2020/wordml/sdtdatahash" xmlns:w16se="http://schemas.microsoft.com/office/word/2015/wordml/symex" xmlns:wpg="http://schemas.microsoft.com/office/word/2010/wordprocessingGroup" xmlns:wpi="http://schemas.microsoft.com/office/word/2010/wordprocessingInk" xmlns:wne="http://schemas.microsoft.com/office/word/2006/wordml" xmlns:wps="http://schemas.microsoft.com/office/word/2010/wordprocessingShape" mc:Ignorable="w14 w15 w16se w16cid w16 w16cex w16sdtdh wp14">
+<w:hdr xmlns:wpc="http://schemas.microsoft.com/office/word/2010/wordprocessingCanvas" xmlns:cx="http://schemas.microsoft.com/office/drawing/2014/chartex" xmlns:cx1="http://schemas.microsoft.com/office/drawing/2015/9/8/chartex" xmlns:cx2="http://schemas.microsoft.com/office/drawing/2015/10/21/chartex" xmlns:cx3="http://schemas.microsoft.com/office/drawing/2016/5/9/chartex" xmlns:cx4="http://schemas.microsoft.com/office/drawing/2016/5/10/chartex" xmlns:cx5="http://schemas.microsoft.com/office/drawing/2016/5/11/chartex" xmlns:cx6="http://schemas.microsoft.com/office/drawing/2016/5/12/chartex" xmlns:cx7="http://schemas.microsoft.com/office/drawing/2016/5/13/chartex" xmlns:cx8="http://schemas.microsoft.com/office/drawing/2016/5/14/chartex" xmlns:mc="http://schemas.openxmlformats.org/markup-compatibility/2006" xmlns:aink="http://schemas.microsoft.com/office/drawing/2016/ink" xmlns:am3d="http://schemas.microsoft.com/office/drawing/2017/model3d" xmlns:o="urn:schemas-microsoft-com:office:office" xmlns:oel="http://schemas.microsoft.com/office/2019/extlst" xmlns:r="http://schemas.openxmlformats.org/officeDocument/2006/relationships" xmlns:m="http://schemas.openxmlformats.org/officeDocument/2006/math" xmlns:v="urn:schemas-microsoft-com:vml" xmlns:wp14="http://schemas.microsoft.com/office/word/2010/wordprocessingDrawing" xmlns:wp="http://schemas.openxmlformats.org/drawingml/2006/wordprocessingDrawing" xmlns:w10="urn:schemas-microsoft-com:office:word" xmlns:w="http://schemas.openxmlformats.org/wordprocessingml/2006/main" xmlns:w14="http://schemas.microsoft.com/office/word/2010/wordml" xmlns:w15="http://schemas.microsoft.com/office/word/2012/wordml" xmlns:w16cex="http://schemas.microsoft.com/office/word/2018/wordml/cex" xmlns:w16cid="http://schemas.microsoft.com/office/word/2016/wordml/cid" xmlns:w16="http://schemas.microsoft.com/office/word/2018/wordml" xmlns:w16du="http://schemas.microsoft.com/office/word/2023/wordml/word16du" xmlns:w16sdtdh="http://schemas.microsoft.com/office/word/2020/wordml/sdtdatahash" xmlns:w16sdtfl="http://schemas.microsoft.com/office/word/2024/wordml/sdtformatlock" xmlns:w16se="http://schemas.microsoft.com/office/word/2015/wordml/symex" xmlns:wpg="http://schemas.microsoft.com/office/word/2010/wordprocessingGroup" xmlns:wpi="http://schemas.microsoft.com/office/word/2010/wordprocessingInk" xmlns:wne="http://schemas.microsoft.com/office/word/2006/wordml" xmlns:wps="http://schemas.microsoft.com/office/word/2010/wordprocessingShape" mc:Ignorable="w14 w15 w16se w16cid w16 w16cex w16sdtdh w16sdtfl w16du wp14">
   <w:p>
     <w:pPr>
       <w:pStyle w:val="Header"/>
@@ -960,7 +972,7 @@
 </file>
 
 <file path=word/header3.xml><?xml version="1.0" encoding="utf-8"?>
-<w:hdr xmlns:wpc="http://schemas.microsoft.com/office/word/2010/wordprocessingCanvas" xmlns:cx="http://schemas.microsoft.com/office/drawing/2014/chartex" xmlns:cx1="http://schemas.microsoft.com/office/drawing/2015/9/8/chartex" xmlns:cx2="http://schemas.microsoft.com/office/drawing/2015/10/21/chartex" xmlns:cx3="http://schemas.microsoft.com/office/drawing/2016/5/9/chartex" xmlns:cx4="http://schemas.microsoft.com/office/drawing/2016/5/10/chartex" xmlns:cx5="http://schemas.microsoft.com/office/drawing/2016/5/11/chartex" xmlns:cx6="http://schemas.microsoft.com/office/drawing/2016/5/12/chartex" xmlns:cx7="http://schemas.microsoft.com/office/drawing/2016/5/13/chartex" xmlns:cx8="http://schemas.microsoft.com/office/drawing/2016/5/14/chartex" xmlns:mc="http://schemas.openxmlformats.org/markup-compatibility/2006" xmlns:aink="http://schemas.microsoft.com/office/drawing/2016/ink" xmlns:am3d="http://schemas.microsoft.com/office/drawing/2017/model3d" xmlns:o="urn:schemas-microsoft-com:office:office" xmlns:oel="http://schemas.microsoft.com/office/2019/extlst" xmlns:r="http://schemas.openxmlformats.org/officeDocument/2006/relationships" xmlns:m="http://schemas.openxmlformats.org/officeDocument/2006/math" xmlns:v="urn:schemas-microsoft-com:vml" xmlns:wp14="http://schemas.microsoft.com/office/word/2010/wordprocessingDrawing" xmlns:wp="http://schemas.openxmlformats.org/drawingml/2006/wordprocessingDrawing" xmlns:w10="urn:schemas-microsoft-com:office:word" xmlns:w="http://schemas.openxmlformats.org/wordprocessingml/2006/main" xmlns:w14="http://schemas.microsoft.com/office/word/2010/wordml" xmlns:w15="http://schemas.microsoft.com/office/word/2012/wordml" xmlns:w16cex="http://schemas.microsoft.com/office/word/2018/wordml/cex" xmlns:w16cid="http://schemas.microsoft.com/office/word/2016/wordml/cid" xmlns:w16="http://schemas.microsoft.com/office/word/2018/wordml" xmlns:w16sdtdh="http://schemas.microsoft.com/office/word/2020/wordml/sdtdatahash" xmlns:w16se="http://schemas.microsoft.com/office/word/2015/wordml/symex" xmlns:wpg="http://schemas.microsoft.com/office/word/2010/wordprocessingGroup" xmlns:wpi="http://schemas.microsoft.com/office/word/2010/wordprocessingInk" xmlns:wne="http://schemas.microsoft.com/office/word/2006/wordml" xmlns:wps="http://schemas.microsoft.com/office/word/2010/wordprocessingShape" mc:Ignorable="w14 w15 w16se w16cid w16 w16cex w16sdtdh wp14">
+<w:hdr xmlns:wpc="http://schemas.microsoft.com/office/word/2010/wordprocessingCanvas" xmlns:cx="http://schemas.microsoft.com/office/drawing/2014/chartex" xmlns:cx1="http://schemas.microsoft.com/office/drawing/2015/9/8/chartex" xmlns:cx2="http://schemas.microsoft.com/office/drawing/2015/10/21/chartex" xmlns:cx3="http://schemas.microsoft.com/office/drawing/2016/5/9/chartex" xmlns:cx4="http://schemas.microsoft.com/office/drawing/2016/5/10/chartex" xmlns:cx5="http://schemas.microsoft.com/office/drawing/2016/5/11/chartex" xmlns:cx6="http://schemas.microsoft.com/office/drawing/2016/5/12/chartex" xmlns:cx7="http://schemas.microsoft.com/office/drawing/2016/5/13/chartex" xmlns:cx8="http://schemas.microsoft.com/office/drawing/2016/5/14/chartex" xmlns:mc="http://schemas.openxmlformats.org/markup-compatibility/2006" xmlns:aink="http://schemas.microsoft.com/office/drawing/2016/ink" xmlns:am3d="http://schemas.microsoft.com/office/drawing/2017/model3d" xmlns:o="urn:schemas-microsoft-com:office:office" xmlns:oel="http://schemas.microsoft.com/office/2019/extlst" xmlns:r="http://schemas.openxmlformats.org/officeDocument/2006/relationships" xmlns:m="http://schemas.openxmlformats.org/officeDocument/2006/math" xmlns:v="urn:schemas-microsoft-com:vml" xmlns:wp14="http://schemas.microsoft.com/office/word/2010/wordprocessingDrawing" xmlns:wp="http://schemas.openxmlformats.org/drawingml/2006/wordprocessingDrawing" xmlns:w10="urn:schemas-microsoft-com:office:word" xmlns:w="http://schemas.openxmlformats.org/wordprocessingml/2006/main" xmlns:w14="http://schemas.microsoft.com/office/word/2010/wordml" xmlns:w15="http://schemas.microsoft.com/office/word/2012/wordml" xmlns:w16cex="http://schemas.microsoft.com/office/word/2018/wordml/cex" xmlns:w16cid="http://schemas.microsoft.com/office/word/2016/wordml/cid" xmlns:w16="http://schemas.microsoft.com/office/word/2018/wordml" xmlns:w16du="http://schemas.microsoft.com/office/word/2023/wordml/word16du" xmlns:w16sdtdh="http://schemas.microsoft.com/office/word/2020/wordml/sdtdatahash" xmlns:w16sdtfl="http://schemas.microsoft.com/office/word/2024/wordml/sdtformatlock" xmlns:w16se="http://schemas.microsoft.com/office/word/2015/wordml/symex" xmlns:wpg="http://schemas.microsoft.com/office/word/2010/wordprocessingGroup" xmlns:wpi="http://schemas.microsoft.com/office/word/2010/wordprocessingInk" xmlns:wne="http://schemas.microsoft.com/office/word/2006/wordml" xmlns:wps="http://schemas.microsoft.com/office/word/2010/wordprocessingShape" mc:Ignorable="w14 w15 w16se w16cid w16 w16cex w16sdtdh w16sdtfl w16du wp14">
   <w:p>
     <w:pPr>
       <w:pStyle w:val="Header"/>
@@ -969,7 +981,7 @@
     <w:r>
       <w:tab/>
       <w:tab/>
-      <w:t>2026-06-17</w:t>
+      <w:t>2026-06-18</w:t>
       <w:br/>
       <w:br/>
     </w:r>
@@ -986,7 +998,7 @@
 </file>
 
 <file path=word/numbering.xml><?xml version="1.0" encoding="utf-8"?>
-<w:numbering xmlns:wpc="http://schemas.microsoft.com/office/word/2010/wordprocessingCanvas" xmlns:cx="http://schemas.microsoft.com/office/drawing/2014/chartex" xmlns:cx1="http://schemas.microsoft.com/office/drawing/2015/9/8/chartex" xmlns:cx2="http://schemas.microsoft.com/office/drawing/2015/10/21/chartex" xmlns:cx3="http://schemas.microsoft.com/office/drawing/2016/5/9/chartex" xmlns:cx4="http://schemas.microsoft.com/office/drawing/2016/5/10/chartex" xmlns:cx5="http://schemas.microsoft.com/office/drawing/2016/5/11/chartex" xmlns:cx6="http://schemas.microsoft.com/office/drawing/2016/5/12/chartex" xmlns:cx7="http://schemas.microsoft.com/office/drawing/2016/5/13/chartex" xmlns:cx8="http://schemas.microsoft.com/office/drawing/2016/5/14/chartex" xmlns:mc="http://schemas.openxmlformats.org/markup-compatibility/2006" xmlns:aink="http://schemas.microsoft.com/office/drawing/2016/ink" xmlns:am3d="http://schemas.microsoft.com/office/drawing/2017/model3d" xmlns:o="urn:schemas-microsoft-com:office:office" xmlns:oel="http://schemas.microsoft.com/office/2019/extlst" xmlns:r="http://schemas.openxmlformats.org/officeDocument/2006/relationships" xmlns:m="http://schemas.openxmlformats.org/officeDocument/2006/math" xmlns:v="urn:schemas-microsoft-com:vml" xmlns:wp14="http://schemas.microsoft.com/office/word/2010/wordprocessingDrawing" xmlns:wp="http://schemas.openxmlformats.org/drawingml/2006/wordprocessingDrawing" xmlns:w10="urn:schemas-microsoft-com:office:word" xmlns:w="http://schemas.openxmlformats.org/wordprocessingml/2006/main" xmlns:w14="http://schemas.microsoft.com/office/word/2010/wordml" xmlns:w15="http://schemas.microsoft.com/office/word/2012/wordml" xmlns:w16cex="http://schemas.microsoft.com/office/word/2018/wordml/cex" xmlns:w16cid="http://schemas.microsoft.com/office/word/2016/wordml/cid" xmlns:w16="http://schemas.microsoft.com/office/word/2018/wordml" xmlns:w16sdtdh="http://schemas.microsoft.com/office/word/2020/wordml/sdtdatahash" xmlns:w16se="http://schemas.microsoft.com/office/word/2015/wordml/symex" xmlns:wpg="http://schemas.microsoft.com/office/word/2010/wordprocessingGroup" xmlns:wpi="http://schemas.microsoft.com/office/word/2010/wordprocessingInk" xmlns:wne="http://schemas.microsoft.com/office/word/2006/wordml" xmlns:wps="http://schemas.microsoft.com/office/word/2010/wordprocessingShape" mc:Ignorable="w14 w15 w16se w16cid w16 w16cex w16sdtdh wp14">
+<w:numbering xmlns:wpc="http://schemas.microsoft.com/office/word/2010/wordprocessingCanvas" xmlns:cx="http://schemas.microsoft.com/office/drawing/2014/chartex" xmlns:cx1="http://schemas.microsoft.com/office/drawing/2015/9/8/chartex" xmlns:cx2="http://schemas.microsoft.com/office/drawing/2015/10/21/chartex" xmlns:cx3="http://schemas.microsoft.com/office/drawing/2016/5/9/chartex" xmlns:cx4="http://schemas.microsoft.com/office/drawing/2016/5/10/chartex" xmlns:cx5="http://schemas.microsoft.com/office/drawing/2016/5/11/chartex" xmlns:cx6="http://schemas.microsoft.com/office/drawing/2016/5/12/chartex" xmlns:cx7="http://schemas.microsoft.com/office/drawing/2016/5/13/chartex" xmlns:cx8="http://schemas.microsoft.com/office/drawing/2016/5/14/chartex" xmlns:mc="http://schemas.openxmlformats.org/markup-compatibility/2006" xmlns:aink="http://schemas.microsoft.com/office/drawing/2016/ink" xmlns:am3d="http://schemas.microsoft.com/office/drawing/2017/model3d" xmlns:o="urn:schemas-microsoft-com:office:office" xmlns:oel="http://schemas.microsoft.com/office/2019/extlst" xmlns:r="http://schemas.openxmlformats.org/officeDocument/2006/relationships" xmlns:m="http://schemas.openxmlformats.org/officeDocument/2006/math" xmlns:v="urn:schemas-microsoft-com:vml" xmlns:wp14="http://schemas.microsoft.com/office/word/2010/wordprocessingDrawing" xmlns:wp="http://schemas.openxmlformats.org/drawingml/2006/wordprocessingDrawing" xmlns:w10="urn:schemas-microsoft-com:office:word" xmlns:w="http://schemas.openxmlformats.org/wordprocessingml/2006/main" xmlns:w14="http://schemas.microsoft.com/office/word/2010/wordml" xmlns:w15="http://schemas.microsoft.com/office/word/2012/wordml" xmlns:w16cex="http://schemas.microsoft.com/office/word/2018/wordml/cex" xmlns:w16cid="http://schemas.microsoft.com/office/word/2016/wordml/cid" xmlns:w16="http://schemas.microsoft.com/office/word/2018/wordml" xmlns:w16du="http://schemas.microsoft.com/office/word/2023/wordml/word16du" xmlns:w16sdtdh="http://schemas.microsoft.com/office/word/2020/wordml/sdtdatahash" xmlns:w16sdtfl="http://schemas.microsoft.com/office/word/2024/wordml/sdtformatlock" xmlns:w16se="http://schemas.microsoft.com/office/word/2015/wordml/symex" xmlns:wpg="http://schemas.microsoft.com/office/word/2010/wordprocessingGroup" xmlns:wpi="http://schemas.microsoft.com/office/word/2010/wordprocessingInk" xmlns:wne="http://schemas.microsoft.com/office/word/2006/wordml" xmlns:wps="http://schemas.microsoft.com/office/word/2010/wordprocessingShape" mc:Ignorable="w14 w15 w16se w16cid w16 w16cex w16sdtdh w16sdtfl w16du wp14">
   <w:abstractNum w:abstractNumId="0" w15:restartNumberingAfterBreak="0">
     <w:nsid w:val="FFFFFF7C"/>
     <w:multiLevelType w:val="singleLevel"/>
@@ -1189,7 +1201,7 @@
 </file>
 
 <file path=word/styles.xml><?xml version="1.0" encoding="utf-8"?>
-<w:styles xmlns:mc="http://schemas.openxmlformats.org/markup-compatibility/2006" xmlns:r="http://schemas.openxmlformats.org/officeDocument/2006/relationships" xmlns:w="http://schemas.openxmlformats.org/wordprocessingml/2006/main" xmlns:w14="http://schemas.microsoft.com/office/word/2010/wordml" xmlns:w15="http://schemas.microsoft.com/office/word/2012/wordml" xmlns:w16cex="http://schemas.microsoft.com/office/word/2018/wordml/cex" xmlns:w16cid="http://schemas.microsoft.com/office/word/2016/wordml/cid" xmlns:w16="http://schemas.microsoft.com/office/word/2018/wordml" xmlns:w16sdtdh="http://schemas.microsoft.com/office/word/2020/wordml/sdtdatahash" xmlns:w16se="http://schemas.microsoft.com/office/word/2015/wordml/symex" mc:Ignorable="w14 w15 w16se w16cid w16 w16cex w16sdtdh">
+<w:styles xmlns:mc="http://schemas.openxmlformats.org/markup-compatibility/2006" xmlns:r="http://schemas.openxmlformats.org/officeDocument/2006/relationships" xmlns:w="http://schemas.openxmlformats.org/wordprocessingml/2006/main" xmlns:w14="http://schemas.microsoft.com/office/word/2010/wordml" xmlns:w15="http://schemas.microsoft.com/office/word/2012/wordml" xmlns:w16cex="http://schemas.microsoft.com/office/word/2018/wordml/cex" xmlns:w16cid="http://schemas.microsoft.com/office/word/2016/wordml/cid" xmlns:w16="http://schemas.microsoft.com/office/word/2018/wordml" xmlns:w16du="http://schemas.microsoft.com/office/word/2023/wordml/word16du" xmlns:w16sdtdh="http://schemas.microsoft.com/office/word/2020/wordml/sdtdatahash" xmlns:w16sdtfl="http://schemas.microsoft.com/office/word/2024/wordml/sdtformatlock" xmlns:w16se="http://schemas.microsoft.com/office/word/2015/wordml/symex" mc:Ignorable="w14 w15 w16se w16cid w16 w16cex w16sdtdh w16sdtfl w16du">
   <w:docDefaults>
     <w:rPrDefault>
       <w:rPr>
@@ -1947,7 +1959,7 @@
     <w:link w:val="TitleChar"/>
     <w:uiPriority w:val="10"/>
     <w:qFormat/>
-    <w:rsid w:val="007106C8"/>
+    <w:rsid w:val="00E854FA"/>
     <w:pPr>
       <w:spacing w:after="300" w:line="240" w:lineRule="auto"/>
       <w:contextualSpacing/>
@@ -1957,7 +1969,7 @@
       <w:rFonts w:eastAsiaTheme="majorEastAsia" w:cstheme="majorBidi"/>
       <w:spacing w:val="5"/>
       <w:kern w:val="28"/>
-      <w:sz w:val="52"/>
+      <w:sz w:val="40"/>
       <w:szCs w:val="52"/>
       <w:lang w:val="sv-SE" w:eastAsia="en-US" w:bidi="ar-SA"/>
     </w:rPr>
@@ -1967,12 +1979,12 @@
     <w:basedOn w:val="DefaultParagraphFont"/>
     <w:link w:val="Title"/>
     <w:uiPriority w:val="10"/>
-    <w:rsid w:val="007106C8"/>
+    <w:rsid w:val="00E854FA"/>
     <w:rPr>
       <w:rFonts w:ascii="Times New Roman" w:eastAsiaTheme="majorEastAsia" w:hAnsi="Times New Roman" w:cstheme="majorBidi"/>
       <w:spacing w:val="5"/>
       <w:kern w:val="28"/>
-      <w:sz w:val="52"/>
+      <w:sz w:val="40"/>
       <w:szCs w:val="52"/>
       <w:lang w:val="sv-SE" w:eastAsia="en-US" w:bidi="ar-SA"/>
     </w:rPr>

--- a/klagomål/A 31321-2025 FSC-klagomål.docx
+++ b/klagomål/A 31321-2025 FSC-klagomål.docx
@@ -981,7 +981,7 @@
     <w:r>
       <w:tab/>
       <w:tab/>
-      <w:t>2026-06-18</w:t>
+      <w:t>2026-06-19</w:t>
       <w:br/>
       <w:br/>
     </w:r>

--- a/klagomål/A 31321-2025 FSC-klagomål.docx
+++ b/klagomål/A 31321-2025 FSC-klagomål.docx
@@ -981,7 +981,7 @@
     <w:r>
       <w:tab/>
       <w:tab/>
-      <w:t>2026-06-19</w:t>
+      <w:t>2026-06-20</w:t>
       <w:br/>
       <w:br/>
     </w:r>

--- a/klagomål/A 31321-2025 FSC-klagomål.docx
+++ b/klagomål/A 31321-2025 FSC-klagomål.docx
@@ -168,38 +168,7 @@
     </w:p>
     <w:p>
       <w:r>
-        <w:t>Detta dokument behandlar höga naturvärden i avverkningsanmälan A 31321-2025 i Mölndals kommun som inkom 2025-06-25 och omfattar 6,4 ha.</w:t>
-      </w:r>
-    </w:p>
-    <w:p>
-      <w:r>
-        <w:t>Nedan presenteras fynd av naturvårdsarter och fridlysta arter som gjorts i det avverkningsanmälda området, samt relevanta utdrag ur standarderna för FSC, Chain of Custody, Controlled Wood och PEFC. I BILAGA 1 finns artfakta om fridlysta arter.</w:t>
-      </w:r>
-    </w:p>
-    <w:p>
-      <w:r>
-        <w:t>Vi förväntar oss att ni återkommer med ett skriftligt svar på vårt klagomål och även beskriver vilka korrigerande åtgärder ni satt in för att rätta till identifierade brister i er efterlevnad av den svenska FSC standarden.</w:t>
-      </w:r>
-    </w:p>
-    <w:p>
-      <w:pPr>
-        <w:pStyle w:val="Heading1"/>
-      </w:pPr>
-      <w:r>
-        <w:t>Naturvårdsarter</w:t>
-      </w:r>
-    </w:p>
-    <w:p>
-      <w:r>
-        <w:t>I och inom 24 meter från avverkningsanmälan har följande 5 naturvårdsarter hittats: vedskivlav (NT, T), rävticka (S, T), trädporella (S, T), järpe (T, §4) och spillkråka (T, §4). Av dessa är 1 rödlistade. För rödlistade arter har rödlistekategorin angivits inom parentes. Arter som är signalarter enligt Skogsstyrelsen har markerats med (S). Typiska arter inom Natura 2000 som är kopplade till skogsekosystem har markerats med (T). För fridlysta arter anges även paragrafen i Artskyddsförordningen som arten är fridlyst enligt.</w:t>
-      </w:r>
-    </w:p>
-    <w:p>
-      <w:r>
-        <w:t>De påträffade naturvårdsarterna är ett tydligt kvitto på att det rör sig om en skog med höga naturvärden.</w:t>
-      </w:r>
-      <w:r>
-        <w:t xml:space="preserve"> I Figur 1 visas fyndplatser för naturvårdsarter i området, som finns registrerade på Artportalen.</w:t>
+        <w:t>Detta klagomål behandlar höga naturvärden i avverkningsanmälan A 31321-2025 i Mölndals kommun som inkom 2025-06-25 och omfattar 6,4 ha.</w:t>
       </w:r>
     </w:p>
     <w:p>
@@ -247,34 +216,104 @@
         <w:spacing w:after="240"/>
       </w:pPr>
       <w:r>
-        <w:t>Figur 1. Fyndplatser för naturvårdsarter i och inom 24 meter från avverkningsanmälan (röd linje). Markörer utan svart kant är placerade på fyndplatsen. Markörer med svart kant är placerade vid sidan av fyndplatsen och har ett svart streck som visar fyndplatsens exakta position. Kartans mittpunktskoordinat är N 6387227, E 334684 i SWEREF 99 TM.</w:t>
+        <w:t>Figur 1. Fyndplatser för naturvårdsarter i och inom 24 meter från avverkningsanmälan. Markörer utan svart kant är placerade på fyndplatsen. Markörer med svart kant är placerade vid sidan av fyndplatsen har ett svart streck som visar fyndplatsens exakta position. Kartans mittpunktskoordinat är N 6387227, E 334684 i SWEREF 99 TM.</w:t>
+      </w:r>
+    </w:p>
+    <w:p>
+      <w:r>
+        <w:t>I och inom 24 meter från avverkningsanmälan finns fynd av 5 naturvårdsarter, varav 1 är rödlistad, 2 är fridlysta, 5 är typiska (T) och 2 är signalarter (S): vedskivlav (NT, T), rävticka (S, T), trädporella (S, T), järpe (T, §4) och spillkråka (T, §4). Se Figur 1.</w:t>
+      </w:r>
+    </w:p>
+    <w:p>
+      <w:r>
+        <w:t>Nedan presenteras relevanta utdrag ur standarderna för FSC, Chain of Custody, Controlled Wood och PEFC.</w:t>
+      </w:r>
+    </w:p>
+    <w:p>
+      <w:r>
+        <w:t>Vi förväntar oss att ni återkommer med ett skriftligt svar på vårt klagomål och även beskriver vilka korrigerande åtgärder ni satt in för att rätta till identifierade brister i er efterlevnad av den svenska FSC standarden.</w:t>
       </w:r>
     </w:p>
     <w:p>
       <w:pPr>
-        <w:pStyle w:val="Heading2"/>
+        <w:pStyle w:val="Heading1"/>
       </w:pPr>
       <w:r>
-        <w:t>Fridlysta arter</w:t>
+        <w:t>Naturvårdsarter och fridlysta arter</w:t>
       </w:r>
     </w:p>
     <w:p>
       <w:r>
-        <w:t>Följande fridlysta arter har sina livsmiljöer och växtplatser i den avverkningsanmälda skogen: järpe (T, §4) och spillkråka (T, §4).</w:t>
+        <w:t>Nedan följer beskrivningar av de naturvårdsarter och fridlysta arter som har sina livsmiljöer och växtplatser i den avverkningsanmälda skogen. Se även ytterligare artfakta i BILAGA 1. De påträffade naturvårdsarterna är ett tydligt kvitto på att det rör sig om en skog med höga naturvärden.</w:t>
       </w:r>
     </w:p>
     <w:p>
       <w:r>
-        <w:t xml:space="preserve">Observera att medlemsländerna är skyldiga att agera i enlighet med EU:s fågeldirektiv där det uttryckligen står att direktivet gäller för fåglar samt för deras ägg, bon och </w:t>
+        <w:rPr>
+          <w:b/>
+        </w:rPr>
+        <w:t>Vedskivlav (NT)</w:t>
       </w:r>
+      <w:r>
+        <w:t xml:space="preserve"> växer på gammal, torr, exponerad, hård kärnved av framförallt tall i naturskogsartade bestånd. Avverkning av tallskog av naturskogskaraktär med spår av återkommande bränder är ett hot. Mängden lämplig ved att växa på för vedskivlav minskar, dels på grund av naturlig nedbrytning men framförallt på grund av att de förstörs i samband med slutavverkningar, gallringar och markberedning. Tall- och blandbarrskogar av naturskogskaraktär med spår av återkommande bränder bör skyddas. Vedskivlav är typisk art för </w:t>
+      </w:r>
+      <w:r>
+        <w:rPr>
+          <w:i/>
+        </w:rPr>
+        <w:t>9010 Taiga</w:t>
+      </w:r>
+      <w:r>
+        <w:t xml:space="preserve"> (SLU Artdatabanken, 2024).</w:t>
+      </w:r>
+    </w:p>
+    <w:p>
       <w:r>
         <w:rPr>
           <w:b/>
         </w:rPr>
-        <w:t xml:space="preserve">livsmiljöer </w:t>
+        <w:t>Rävticka</w:t>
       </w:r>
       <w:r>
-        <w:t>(artikel 1). Vidare att de åtgärder som vidtas inte får leda till en försämring av den nuvarande situationen beträffande bevarandet av de fågelarter som avses i artikel 1 (artikel 13). Fågeldirektivet är styrande för tillsynsansvariga myndigheters ärendehantering, ställningstaganden och beslutsfattande.</w:t>
+        <w:t xml:space="preserve"> är typisk art för </w:t>
+      </w:r>
+      <w:r>
+        <w:rPr>
+          <w:i/>
+        </w:rPr>
+        <w:t xml:space="preserve">9010 Taiga </w:t>
+      </w:r>
+      <w:r>
+        <w:t>(SLU Artdatabanken, 2025).</w:t>
+      </w:r>
+    </w:p>
+    <w:p>
+      <w:r>
+        <w:rPr>
+          <w:b/>
+        </w:rPr>
+        <w:t xml:space="preserve">Trädporella </w:t>
+      </w:r>
+      <w:r>
+        <w:t xml:space="preserve">är i stora delar av landet en utmärkt signal på skog med höga naturvärden och ofta påträffas många ovanliga och rödlistade arter på dess lokaler. Den växer huvudsakligen på grova ädellövträd i skuggiga och fuktiga miljöer, främst i slutna ädellövskogar och bergbranter med inslag av kalk- eller grönsten. Trädporella är typisk art för </w:t>
+      </w:r>
+      <w:r>
+        <w:rPr>
+          <w:i/>
+        </w:rPr>
+        <w:t xml:space="preserve">9020 Nordlig ädellövskog, 9110 Näringsfattig bokskog, 9130 Näringsrik bokskog, 9160 Näringsrik ekskog, 9180 Ädellövskog i branter </w:t>
+      </w:r>
+      <w:r>
+        <w:t xml:space="preserve">och </w:t>
+      </w:r>
+      <w:r>
+        <w:rPr>
+          <w:i/>
+        </w:rPr>
+        <w:t xml:space="preserve">9190 Näringsfattig ekskog </w:t>
+      </w:r>
+      <w:r>
+        <w:t>(Nitare &amp; Skogsstyrelsen, 2019; SLU Artdatabanken, 2025).</w:t>
       </w:r>
     </w:p>
     <w:p>
@@ -333,88 +372,6 @@
       </w:r>
       <w:r>
         <w:t>. Den behöver grova träd, främst tall, asp och bok som boträd. Skogsbruk med korta omloppstider och täta, homogena ungskogar utgör det största hotet. Spillkråka är en nyckelart i skogliga miljöer vars övergivna bohål utnyttjas av flera andra hålhäckande fågelarter och fladdermöss, däribland pärluggla (EN, §4), knipa (§4), salskrake (§4) och skogsduva (§4). Hökuggla (VU, §4) och slaguggla (§4) häckar ofta i högstubbar som brutits av i höjd med ett gammalt spillkråkebo (SLU Artdatabanken, 2026; Skogsstyrelsen, 2016).</w:t>
-      </w:r>
-    </w:p>
-    <w:p>
-      <w:r>
-        <w:t>I BILAGA 1 finns mer detaljerad information om ekologi samt krav på livsmiljö hos fridlysta arter.</w:t>
-      </w:r>
-    </w:p>
-    <w:p>
-      <w:pPr>
-        <w:pStyle w:val="Heading2"/>
-      </w:pPr>
-      <w:r>
-        <w:t>Övriga naturvårdsarter</w:t>
-      </w:r>
-    </w:p>
-    <w:p>
-      <w:r>
-        <w:rPr>
-          <w:b/>
-        </w:rPr>
-        <w:t>Rävticka</w:t>
-      </w:r>
-      <w:r>
-        <w:t xml:space="preserve"> är typisk art för </w:t>
-      </w:r>
-      <w:r>
-        <w:rPr>
-          <w:i/>
-        </w:rPr>
-        <w:t xml:space="preserve">9010 Taiga </w:t>
-      </w:r>
-      <w:r>
-        <w:t>(SLU Artdatabanken, 2025).</w:t>
-      </w:r>
-    </w:p>
-    <w:p>
-      <w:r>
-        <w:rPr>
-          <w:b/>
-        </w:rPr>
-        <w:t xml:space="preserve">Trädporella </w:t>
-      </w:r>
-      <w:r>
-        <w:t xml:space="preserve">är i stora delar av landet en utmärkt signal på skog med höga naturvärden och ofta påträffas många ovanliga och rödlistade arter på dess lokaler. Den växer huvudsakligen på grova ädellövträd i skuggiga och fuktiga miljöer, främst i slutna ädellövskogar och bergbranter med inslag av kalk- eller grönsten. Trädporella är typisk art för </w:t>
-      </w:r>
-      <w:r>
-        <w:rPr>
-          <w:i/>
-        </w:rPr>
-        <w:t xml:space="preserve">9020 Nordlig ädellövskog, 9110 Näringsfattig bokskog, 9130 Näringsrik bokskog, 9160 Näringsrik ekskog, 9180 Ädellövskog i branter </w:t>
-      </w:r>
-      <w:r>
-        <w:t xml:space="preserve">och </w:t>
-      </w:r>
-      <w:r>
-        <w:rPr>
-          <w:i/>
-        </w:rPr>
-        <w:t xml:space="preserve">9190 Näringsfattig ekskog </w:t>
-      </w:r>
-      <w:r>
-        <w:t>(Nitare &amp; Skogsstyrelsen, 2019; SLU Artdatabanken, 2025).</w:t>
-      </w:r>
-    </w:p>
-    <w:p>
-      <w:r>
-        <w:rPr>
-          <w:b/>
-        </w:rPr>
-        <w:t>Vedskivlav (NT)</w:t>
-      </w:r>
-      <w:r>
-        <w:t xml:space="preserve"> växer på gammal, torr, exponerad, hård kärnved av framförallt tall i naturskogsartade bestånd. Avverkning av tallskog av naturskogskaraktär med spår av återkommande bränder är ett hot. Mängden lämplig ved att växa på för vedskivlav minskar, dels på grund av naturlig nedbrytning men framförallt på grund av att de förstörs i samband med slutavverkningar, gallringar och markberedning. Tall- och blandbarrskogar av naturskogskaraktär med spår av återkommande bränder bör skyddas. Vedskivlav är typisk art för </w:t>
-      </w:r>
-      <w:r>
-        <w:rPr>
-          <w:i/>
-        </w:rPr>
-        <w:t>9010 Taiga</w:t>
-      </w:r>
-      <w:r>
-        <w:t xml:space="preserve"> (SLU Artdatabanken, 2024).</w:t>
       </w:r>
     </w:p>
     <w:p>
@@ -981,7 +938,7 @@
     <w:r>
       <w:tab/>
       <w:tab/>
-      <w:t>2026-06-20</w:t>
+      <w:t>2026-06-21</w:t>
       <w:br/>
       <w:br/>
     </w:r>

--- a/klagomål/A 31321-2025 FSC-klagomål.docx
+++ b/klagomål/A 31321-2025 FSC-klagomål.docx
@@ -938,7 +938,7 @@
     <w:r>
       <w:tab/>
       <w:tab/>
-      <w:t>2026-06-21</w:t>
+      <w:t>2026-06-22</w:t>
       <w:br/>
       <w:br/>
     </w:r>

--- a/klagomål/A 31321-2025 FSC-klagomål.docx
+++ b/klagomål/A 31321-2025 FSC-klagomål.docx
@@ -938,7 +938,7 @@
     <w:r>
       <w:tab/>
       <w:tab/>
-      <w:t>2026-06-22</w:t>
+      <w:t>2026-06-23</w:t>
       <w:br/>
       <w:br/>
     </w:r>

--- a/klagomål/A 31321-2025 FSC-klagomål.docx
+++ b/klagomål/A 31321-2025 FSC-klagomål.docx
@@ -938,7 +938,7 @@
     <w:r>
       <w:tab/>
       <w:tab/>
-      <w:t>2026-06-23</w:t>
+      <w:t>2026-06-24</w:t>
       <w:br/>
       <w:br/>
     </w:r>

--- a/klagomål/A 31321-2025 FSC-klagomål.docx
+++ b/klagomål/A 31321-2025 FSC-klagomål.docx
@@ -938,7 +938,7 @@
     <w:r>
       <w:tab/>
       <w:tab/>
-      <w:t>2026-06-24</w:t>
+      <w:t>2026-06-25</w:t>
       <w:br/>
       <w:br/>
     </w:r>

--- a/klagomål/A 31321-2025 FSC-klagomål.docx
+++ b/klagomål/A 31321-2025 FSC-klagomål.docx
@@ -938,7 +938,7 @@
     <w:r>
       <w:tab/>
       <w:tab/>
-      <w:t>2026-06-25</w:t>
+      <w:t>2026-06-26</w:t>
       <w:br/>
       <w:br/>
     </w:r>

--- a/klagomål/A 31321-2025 FSC-klagomål.docx
+++ b/klagomål/A 31321-2025 FSC-klagomål.docx
@@ -938,7 +938,7 @@
     <w:r>
       <w:tab/>
       <w:tab/>
-      <w:t>2026-06-26</w:t>
+      <w:t>2026-06-27</w:t>
       <w:br/>
       <w:br/>
     </w:r>

--- a/klagomål/A 31321-2025 FSC-klagomål.docx
+++ b/klagomål/A 31321-2025 FSC-klagomål.docx
@@ -938,7 +938,7 @@
     <w:r>
       <w:tab/>
       <w:tab/>
-      <w:t>2026-06-27</w:t>
+      <w:t>2026-06-28</w:t>
       <w:br/>
       <w:br/>
     </w:r>

--- a/klagomål/A 31321-2025 FSC-klagomål.docx
+++ b/klagomål/A 31321-2025 FSC-klagomål.docx
@@ -938,7 +938,7 @@
     <w:r>
       <w:tab/>
       <w:tab/>
-      <w:t>2026-06-28</w:t>
+      <w:t>2026-06-29</w:t>
       <w:br/>
       <w:br/>
     </w:r>

--- a/klagomål/A 31321-2025 FSC-klagomål.docx
+++ b/klagomål/A 31321-2025 FSC-klagomål.docx
@@ -938,7 +938,7 @@
     <w:r>
       <w:tab/>
       <w:tab/>
-      <w:t>2026-06-29</w:t>
+      <w:t>2026-06-30</w:t>
       <w:br/>
       <w:br/>
     </w:r>

--- a/klagomål/A 31321-2025 FSC-klagomål.docx
+++ b/klagomål/A 31321-2025 FSC-klagomål.docx
@@ -938,7 +938,7 @@
     <w:r>
       <w:tab/>
       <w:tab/>
-      <w:t>2026-06-30</w:t>
+      <w:t>2026-07-01</w:t>
       <w:br/>
       <w:br/>
     </w:r>

--- a/klagomål/A 31321-2025 FSC-klagomål.docx
+++ b/klagomål/A 31321-2025 FSC-klagomål.docx
@@ -938,7 +938,7 @@
     <w:r>
       <w:tab/>
       <w:tab/>
-      <w:t>2026-07-01</w:t>
+      <w:t>2026-07-02</w:t>
       <w:br/>
       <w:br/>
     </w:r>

--- a/klagomål/A 31321-2025 FSC-klagomål.docx
+++ b/klagomål/A 31321-2025 FSC-klagomål.docx
@@ -938,7 +938,7 @@
     <w:r>
       <w:tab/>
       <w:tab/>
-      <w:t>2026-07-13</w:t>
+      <w:t>2026-07-14</w:t>
       <w:br/>
       <w:br/>
     </w:r>

--- a/klagomål/A 31321-2025 FSC-klagomål.docx
+++ b/klagomål/A 31321-2025 FSC-klagomål.docx
@@ -938,7 +938,7 @@
     <w:r>
       <w:tab/>
       <w:tab/>
-      <w:t>2026-07-14</w:t>
+      <w:t>2026-07-15</w:t>
       <w:br/>
       <w:br/>
     </w:r>

--- a/klagomål/A 31321-2025 FSC-klagomål.docx
+++ b/klagomål/A 31321-2025 FSC-klagomål.docx
@@ -938,7 +938,7 @@
     <w:r>
       <w:tab/>
       <w:tab/>
-      <w:t>2026-07-15</w:t>
+      <w:t>2026-07-16</w:t>
       <w:br/>
       <w:br/>
     </w:r>

--- a/klagomål/A 31321-2025 FSC-klagomål.docx
+++ b/klagomål/A 31321-2025 FSC-klagomål.docx
@@ -938,7 +938,7 @@
     <w:r>
       <w:tab/>
       <w:tab/>
-      <w:t>2026-07-16</w:t>
+      <w:t>2026-07-17</w:t>
       <w:br/>
       <w:br/>
     </w:r>

--- a/klagomål/A 31321-2025 FSC-klagomål.docx
+++ b/klagomål/A 31321-2025 FSC-klagomål.docx
@@ -938,7 +938,7 @@
     <w:r>
       <w:tab/>
       <w:tab/>
-      <w:t>2026-07-17</w:t>
+      <w:t>2026-07-18</w:t>
       <w:br/>
       <w:br/>
     </w:r>

--- a/klagomål/A 31321-2025 FSC-klagomål.docx
+++ b/klagomål/A 31321-2025 FSC-klagomål.docx
@@ -938,7 +938,7 @@
     <w:r>
       <w:tab/>
       <w:tab/>
-      <w:t>2026-07-18</w:t>
+      <w:t>2026-07-19</w:t>
       <w:br/>
       <w:br/>
     </w:r>

--- a/klagomål/A 31321-2025 FSC-klagomål.docx
+++ b/klagomål/A 31321-2025 FSC-klagomål.docx
@@ -938,7 +938,7 @@
     <w:r>
       <w:tab/>
       <w:tab/>
-      <w:t>2026-07-19</w:t>
+      <w:t>2026-07-20</w:t>
       <w:br/>
       <w:br/>
     </w:r>

--- a/klagomål/A 31321-2025 FSC-klagomål.docx
+++ b/klagomål/A 31321-2025 FSC-klagomål.docx
@@ -938,7 +938,7 @@
     <w:r>
       <w:tab/>
       <w:tab/>
-      <w:t>2026-07-20</w:t>
+      <w:t>2026-07-21</w:t>
       <w:br/>
       <w:br/>
     </w:r>

--- a/klagomål/A 31321-2025 FSC-klagomål.docx
+++ b/klagomål/A 31321-2025 FSC-klagomål.docx
@@ -938,7 +938,7 @@
     <w:r>
       <w:tab/>
       <w:tab/>
-      <w:t>2026-07-21</w:t>
+      <w:t>2026-07-22</w:t>
       <w:br/>
       <w:br/>
     </w:r>

--- a/klagomål/A 31321-2025 FSC-klagomål.docx
+++ b/klagomål/A 31321-2025 FSC-klagomål.docx
@@ -938,7 +938,7 @@
     <w:r>
       <w:tab/>
       <w:tab/>
-      <w:t>2026-07-22</w:t>
+      <w:t>2026-07-23</w:t>
       <w:br/>
       <w:br/>
     </w:r>

--- a/klagomål/A 31321-2025 FSC-klagomål.docx
+++ b/klagomål/A 31321-2025 FSC-klagomål.docx
@@ -938,7 +938,7 @@
     <w:r>
       <w:tab/>
       <w:tab/>
-      <w:t>2026-07-23</w:t>
+      <w:t>2026-07-24</w:t>
       <w:br/>
       <w:br/>
     </w:r>

--- a/klagomål/A 31321-2025 FSC-klagomål.docx
+++ b/klagomål/A 31321-2025 FSC-klagomål.docx
@@ -938,7 +938,7 @@
     <w:r>
       <w:tab/>
       <w:tab/>
-      <w:t>2026-07-24</w:t>
+      <w:t>2026-07-25</w:t>
       <w:br/>
       <w:br/>
     </w:r>

--- a/klagomål/A 31321-2025 FSC-klagomål.docx
+++ b/klagomål/A 31321-2025 FSC-klagomål.docx
@@ -938,7 +938,7 @@
     <w:r>
       <w:tab/>
       <w:tab/>
-      <w:t>2026-07-25</w:t>
+      <w:t>2026-07-26</w:t>
       <w:br/>
       <w:br/>
     </w:r>

--- a/klagomål/A 31321-2025 FSC-klagomål.docx
+++ b/klagomål/A 31321-2025 FSC-klagomål.docx
@@ -938,7 +938,7 @@
     <w:r>
       <w:tab/>
       <w:tab/>
-      <w:t>2026-07-26</w:t>
+      <w:t>2026-07-27</w:t>
       <w:br/>
       <w:br/>
     </w:r>

--- a/klagomål/A 31321-2025 FSC-klagomål.docx
+++ b/klagomål/A 31321-2025 FSC-klagomål.docx
@@ -938,7 +938,7 @@
     <w:r>
       <w:tab/>
       <w:tab/>
-      <w:t>2026-07-27</w:t>
+      <w:t>2026-07-28</w:t>
       <w:br/>
       <w:br/>
     </w:r>

--- a/klagomål/A 31321-2025 FSC-klagomål.docx
+++ b/klagomål/A 31321-2025 FSC-klagomål.docx
@@ -938,7 +938,7 @@
     <w:r>
       <w:tab/>
       <w:tab/>
-      <w:t>2026-07-28</w:t>
+      <w:t>2026-07-29</w:t>
       <w:br/>
       <w:br/>
     </w:r>

--- a/klagomål/A 31321-2025 FSC-klagomål.docx
+++ b/klagomål/A 31321-2025 FSC-klagomål.docx
@@ -938,7 +938,7 @@
     <w:r>
       <w:tab/>
       <w:tab/>
-      <w:t>2026-07-29</w:t>
+      <w:t>2026-07-30</w:t>
       <w:br/>
       <w:br/>
     </w:r>

--- a/klagomål/A 31321-2025 FSC-klagomål.docx
+++ b/klagomål/A 31321-2025 FSC-klagomål.docx
@@ -938,7 +938,7 @@
     <w:r>
       <w:tab/>
       <w:tab/>
-      <w:t>2026-07-30</w:t>
+      <w:t>2026-07-31</w:t>
       <w:br/>
       <w:br/>
     </w:r>

--- a/klagomål/A 31321-2025 FSC-klagomål.docx
+++ b/klagomål/A 31321-2025 FSC-klagomål.docx
@@ -938,7 +938,7 @@
     <w:r>
       <w:tab/>
       <w:tab/>
-      <w:t>2026-07-31</w:t>
+      <w:t>2026-08-01</w:t>
       <w:br/>
       <w:br/>
     </w:r>

--- a/klagomål/A 31321-2025 FSC-klagomål.docx
+++ b/klagomål/A 31321-2025 FSC-klagomål.docx
@@ -938,7 +938,7 @@
     <w:r>
       <w:tab/>
       <w:tab/>
-      <w:t>2026-08-01</w:t>
+      <w:t>2026-08-02</w:t>
       <w:br/>
       <w:br/>
     </w:r>

--- a/klagomål/A 31321-2025 FSC-klagomål.docx
+++ b/klagomål/A 31321-2025 FSC-klagomål.docx
@@ -938,7 +938,7 @@
     <w:r>
       <w:tab/>
       <w:tab/>
-      <w:t>2026-08-02</w:t>
+      <w:t>2026-08-03</w:t>
       <w:br/>
       <w:br/>
     </w:r>

--- a/klagomål/A 31321-2025 FSC-klagomål.docx
+++ b/klagomål/A 31321-2025 FSC-klagomål.docx
@@ -938,7 +938,7 @@
     <w:r>
       <w:tab/>
       <w:tab/>
-      <w:t>2026-08-03</w:t>
+      <w:t>2026-08-05</w:t>
       <w:br/>
       <w:br/>
     </w:r>

--- a/klagomål/A 31321-2025 FSC-klagomål.docx
+++ b/klagomål/A 31321-2025 FSC-klagomål.docx
@@ -938,7 +938,7 @@
     <w:r>
       <w:tab/>
       <w:tab/>
-      <w:t>2026-08-05</w:t>
+      <w:t>2026-08-07</w:t>
       <w:br/>
       <w:br/>
     </w:r>

--- a/klagomål/A 31321-2025 FSC-klagomål.docx
+++ b/klagomål/A 31321-2025 FSC-klagomål.docx
@@ -938,7 +938,7 @@
     <w:r>
       <w:tab/>
       <w:tab/>
-      <w:t>2026-08-07</w:t>
+      <w:t>2026-08-08</w:t>
       <w:br/>
       <w:br/>
     </w:r>

--- a/klagomål/A 31321-2025 FSC-klagomål.docx
+++ b/klagomål/A 31321-2025 FSC-klagomål.docx
@@ -216,7 +216,7 @@
         <w:spacing w:after="240"/>
       </w:pPr>
       <w:r>
-        <w:t>Figur 1. Fyndplatser för naturvårdsarter i och inom 24 meter från avverkningsanmälan. Markörer utan svart kant är placerade på fyndplatsen. Markörer med svart kant är placerade vid sidan av fyndplatsen har ett svart streck som visar fyndplatsens exakta position. Kartans mittpunktskoordinat är N 6387227, E 334684 i SWEREF 99 TM.</w:t>
+        <w:t>Figur 1. Fyndplatser för naturvårdsarter i och inom 24 meter från avverkningsanmälan. Markörer utan svart kant är placerade på fyndplatsen. Markörer med svart kant är placerade vid sidan av fyndplatsen och har ett svart streck som visar fyndplatsens exakta position. Kartans mittpunktskoordinat är N 6387227, E 334684 i SWEREF 99 TM.</w:t>
       </w:r>
     </w:p>
     <w:p>
@@ -938,7 +938,7 @@
     <w:r>
       <w:tab/>
       <w:tab/>
-      <w:t>2026-08-14</w:t>
+      <w:t>2026-08-15</w:t>
       <w:br/>
       <w:br/>
     </w:r>

--- a/klagomål/A 31321-2025 FSC-klagomål.docx
+++ b/klagomål/A 31321-2025 FSC-klagomål.docx
@@ -938,7 +938,7 @@
     <w:r>
       <w:tab/>
       <w:tab/>
-      <w:t>2026-08-15</w:t>
+      <w:t>2026-08-16</w:t>
       <w:br/>
       <w:br/>
     </w:r>

--- a/klagomål/A 31321-2025 FSC-klagomål.docx
+++ b/klagomål/A 31321-2025 FSC-klagomål.docx
@@ -938,7 +938,7 @@
     <w:r>
       <w:tab/>
       <w:tab/>
-      <w:t>2026-08-16</w:t>
+      <w:t>2026-08-17</w:t>
       <w:br/>
       <w:br/>
     </w:r>

--- a/klagomål/A 31321-2025 FSC-klagomål.docx
+++ b/klagomål/A 31321-2025 FSC-klagomål.docx
@@ -938,7 +938,7 @@
     <w:r>
       <w:tab/>
       <w:tab/>
-      <w:t>2026-08-17</w:t>
+      <w:t>2026-08-18</w:t>
       <w:br/>
       <w:br/>
     </w:r>

--- a/klagomål/A 31321-2025 FSC-klagomål.docx
+++ b/klagomål/A 31321-2025 FSC-klagomål.docx
@@ -938,7 +938,7 @@
     <w:r>
       <w:tab/>
       <w:tab/>
-      <w:t>2026-08-18</w:t>
+      <w:t>2026-08-19</w:t>
       <w:br/>
       <w:br/>
     </w:r>

--- a/klagomål/A 31321-2025 FSC-klagomål.docx
+++ b/klagomål/A 31321-2025 FSC-klagomål.docx
@@ -938,7 +938,7 @@
     <w:r>
       <w:tab/>
       <w:tab/>
-      <w:t>2026-08-19</w:t>
+      <w:t>2026-08-20</w:t>
       <w:br/>
       <w:br/>
     </w:r>

--- a/klagomål/A 31321-2025 FSC-klagomål.docx
+++ b/klagomål/A 31321-2025 FSC-klagomål.docx
@@ -178,7 +178,7 @@
       <w:r>
         <w:drawing>
           <wp:inline xmlns:a="http://schemas.openxmlformats.org/drawingml/2006/main" xmlns:pic="http://schemas.openxmlformats.org/drawingml/2006/picture">
-            <wp:extent cx="5486400" cy="3508656"/>
+            <wp:extent cx="5486400" cy="3618007"/>
             <wp:docPr id="1" name="Picture 1"/>
             <wp:cNvGraphicFramePr>
               <a:graphicFrameLocks noChangeAspect="1"/>
@@ -199,7 +199,7 @@
                   <pic:spPr>
                     <a:xfrm>
                       <a:off x="0" y="0"/>
-                      <a:ext cx="5486400" cy="3508656"/>
+                      <a:ext cx="5486400" cy="3618007"/>
                     </a:xfrm>
                     <a:prstGeom prst="rect"/>
                   </pic:spPr>
@@ -221,7 +221,7 @@
     </w:p>
     <w:p>
       <w:r>
-        <w:t>I och inom 24 meter från avverkningsanmälan finns fynd av 5 naturvårdsarter, varav 1 är rödlistad, 2 är fridlysta, 5 är typiska (T) och 2 är signalarter (S): vedskivlav (NT, T), rävticka (S, T), trädporella (S, T), järpe (T, §4) och spillkråka (T, §4). Se Figur 1.</w:t>
+        <w:t>I och inom 24 meter från avverkningsanmälan finns fynd av 6 naturvårdsarter, varav 1 är rödlistad, 3 är fridlysta, 5 är typiska (T) och 2 är signalarter (S): vedskivlav (NT, T), rävticka (S, T), trädporella (S, T), järpe (T, §4), spillkråka (T, §4) och revlummer (§9). Se Figur 1.</w:t>
       </w:r>
     </w:p>
     <w:p>
@@ -480,7 +480,7 @@
         <w:rPr>
           <w:i/>
         </w:rPr>
-        <w:t>I det avverkningsanmälda skogsområdet har 5 naturvårdsarter varav 1 rödlistade arter sina livsmiljöer och växtplatser.</w:t>
+        <w:t>I det avverkningsanmälda skogsområdet har 6 naturvårdsarter varav 1 rödlistade arter sina livsmiljöer och växtplatser.</w:t>
       </w:r>
     </w:p>
     <w:p>
@@ -938,7 +938,7 @@
     <w:r>
       <w:tab/>
       <w:tab/>
-      <w:t>2026-08-20</w:t>
+      <w:t>2026-08-21</w:t>
       <w:br/>
       <w:br/>
     </w:r>

--- a/klagomål/A 31321-2025 FSC-klagomål.docx
+++ b/klagomål/A 31321-2025 FSC-klagomål.docx
@@ -938,7 +938,7 @@
     <w:r>
       <w:tab/>
       <w:tab/>
-      <w:t>2026-08-21</w:t>
+      <w:t>2026-08-22</w:t>
       <w:br/>
       <w:br/>
     </w:r>

--- a/klagomål/A 31321-2025 FSC-klagomål.docx
+++ b/klagomål/A 31321-2025 FSC-klagomål.docx
@@ -938,7 +938,7 @@
     <w:r>
       <w:tab/>
       <w:tab/>
-      <w:t>2026-08-22</w:t>
+      <w:t>2026-08-23</w:t>
       <w:br/>
       <w:br/>
     </w:r>

--- a/klagomål/A 31321-2025 FSC-klagomål.docx
+++ b/klagomål/A 31321-2025 FSC-klagomål.docx
@@ -938,7 +938,7 @@
     <w:r>
       <w:tab/>
       <w:tab/>
-      <w:t>2026-08-23</w:t>
+      <w:t>2026-08-24</w:t>
       <w:br/>
       <w:br/>
     </w:r>

--- a/klagomål/A 31321-2025 FSC-klagomål.docx
+++ b/klagomål/A 31321-2025 FSC-klagomål.docx
@@ -938,7 +938,7 @@
     <w:r>
       <w:tab/>
       <w:tab/>
-      <w:t>2026-08-24</w:t>
+      <w:t>2026-08-25</w:t>
       <w:br/>
       <w:br/>
     </w:r>

--- a/klagomål/A 31321-2025 FSC-klagomål.docx
+++ b/klagomål/A 31321-2025 FSC-klagomål.docx
@@ -938,7 +938,7 @@
     <w:r>
       <w:tab/>
       <w:tab/>
-      <w:t>2026-08-25</w:t>
+      <w:t>2026-08-26</w:t>
       <w:br/>
       <w:br/>
     </w:r>

--- a/klagomål/A 31321-2025 FSC-klagomål.docx
+++ b/klagomål/A 31321-2025 FSC-klagomål.docx
@@ -938,7 +938,7 @@
     <w:r>
       <w:tab/>
       <w:tab/>
-      <w:t>2026-08-26</w:t>
+      <w:t>2026-08-27</w:t>
       <w:br/>
       <w:br/>
     </w:r>

--- a/klagomål/A 31321-2025 FSC-klagomål.docx
+++ b/klagomål/A 31321-2025 FSC-klagomål.docx
@@ -938,7 +938,7 @@
     <w:r>
       <w:tab/>
       <w:tab/>
-      <w:t>2026-08-27</w:t>
+      <w:t>2026-08-28</w:t>
       <w:br/>
       <w:br/>
     </w:r>

--- a/klagomål/A 31321-2025 FSC-klagomål.docx
+++ b/klagomål/A 31321-2025 FSC-klagomål.docx
@@ -938,7 +938,7 @@
     <w:r>
       <w:tab/>
       <w:tab/>
-      <w:t>2026-08-28</w:t>
+      <w:t>2026-08-29</w:t>
       <w:br/>
       <w:br/>
     </w:r>

--- a/klagomål/A 31321-2025 FSC-klagomål.docx
+++ b/klagomål/A 31321-2025 FSC-klagomål.docx
@@ -938,7 +938,7 @@
     <w:r>
       <w:tab/>
       <w:tab/>
-      <w:t>2026-08-29</w:t>
+      <w:t>2026-08-31</w:t>
       <w:br/>
       <w:br/>
     </w:r>

--- a/klagomål/A 31321-2025 FSC-klagomål.docx
+++ b/klagomål/A 31321-2025 FSC-klagomål.docx
@@ -938,7 +938,7 @@
     <w:r>
       <w:tab/>
       <w:tab/>
-      <w:t>2026-08-31</w:t>
+      <w:t>2026-09-01</w:t>
       <w:br/>
       <w:br/>
     </w:r>

--- a/klagomål/A 31321-2025 FSC-klagomål.docx
+++ b/klagomål/A 31321-2025 FSC-klagomål.docx
@@ -938,7 +938,7 @@
     <w:r>
       <w:tab/>
       <w:tab/>
-      <w:t>2026-09-01</w:t>
+      <w:t>2026-09-02</w:t>
       <w:br/>
       <w:br/>
     </w:r>

--- a/klagomål/A 31321-2025 FSC-klagomål.docx
+++ b/klagomål/A 31321-2025 FSC-klagomål.docx
@@ -938,7 +938,7 @@
     <w:r>
       <w:tab/>
       <w:tab/>
-      <w:t>2026-09-02</w:t>
+      <w:t>2026-09-03</w:t>
       <w:br/>
       <w:br/>
     </w:r>

--- a/klagomål/A 31321-2025 FSC-klagomål.docx
+++ b/klagomål/A 31321-2025 FSC-klagomål.docx
@@ -938,7 +938,7 @@
     <w:r>
       <w:tab/>
       <w:tab/>
-      <w:t>2026-09-03</w:t>
+      <w:t>2026-09-04</w:t>
       <w:br/>
       <w:br/>
     </w:r>

--- a/klagomål/A 31321-2025 FSC-klagomål.docx
+++ b/klagomål/A 31321-2025 FSC-klagomål.docx
@@ -938,7 +938,7 @@
     <w:r>
       <w:tab/>
       <w:tab/>
-      <w:t>2026-09-04</w:t>
+      <w:t>2026-09-05</w:t>
       <w:br/>
       <w:br/>
     </w:r>

--- a/klagomål/A 31321-2025 FSC-klagomål.docx
+++ b/klagomål/A 31321-2025 FSC-klagomål.docx
@@ -938,7 +938,7 @@
     <w:r>
       <w:tab/>
       <w:tab/>
-      <w:t>2026-09-05</w:t>
+      <w:t>2026-09-06</w:t>
       <w:br/>
       <w:br/>
     </w:r>

--- a/klagomål/A 31321-2025 FSC-klagomål.docx
+++ b/klagomål/A 31321-2025 FSC-klagomål.docx
@@ -938,7 +938,7 @@
     <w:r>
       <w:tab/>
       <w:tab/>
-      <w:t>2026-09-06</w:t>
+      <w:t>2026-09-07</w:t>
       <w:br/>
       <w:br/>
     </w:r>

--- a/klagomål/A 31321-2025 FSC-klagomål.docx
+++ b/klagomål/A 31321-2025 FSC-klagomål.docx
@@ -938,7 +938,7 @@
     <w:r>
       <w:tab/>
       <w:tab/>
-      <w:t>2026-09-07</w:t>
+      <w:t>2026-09-08</w:t>
       <w:br/>
       <w:br/>
     </w:r>

--- a/klagomål/A 31321-2025 FSC-klagomål.docx
+++ b/klagomål/A 31321-2025 FSC-klagomål.docx
@@ -938,7 +938,7 @@
     <w:r>
       <w:tab/>
       <w:tab/>
-      <w:t>2026-09-08</w:t>
+      <w:t>2026-09-09</w:t>
       <w:br/>
       <w:br/>
     </w:r>

--- a/klagomål/A 31321-2025 FSC-klagomål.docx
+++ b/klagomål/A 31321-2025 FSC-klagomål.docx
@@ -938,7 +938,7 @@
     <w:r>
       <w:tab/>
       <w:tab/>
-      <w:t>2026-09-09</w:t>
+      <w:t>2026-09-10</w:t>
       <w:br/>
       <w:br/>
     </w:r>

--- a/klagomål/A 31321-2025 FSC-klagomål.docx
+++ b/klagomål/A 31321-2025 FSC-klagomål.docx
@@ -938,7 +938,7 @@
     <w:r>
       <w:tab/>
       <w:tab/>
-      <w:t>2026-09-10</w:t>
+      <w:t>2026-09-11</w:t>
       <w:br/>
       <w:br/>
     </w:r>

--- a/klagomål/A 31321-2025 FSC-klagomål.docx
+++ b/klagomål/A 31321-2025 FSC-klagomål.docx
@@ -938,7 +938,7 @@
     <w:r>
       <w:tab/>
       <w:tab/>
-      <w:t>2026-09-11</w:t>
+      <w:t>2026-09-12</w:t>
       <w:br/>
       <w:br/>
     </w:r>

--- a/klagomål/A 31321-2025 FSC-klagomål.docx
+++ b/klagomål/A 31321-2025 FSC-klagomål.docx
@@ -938,7 +938,7 @@
     <w:r>
       <w:tab/>
       <w:tab/>
-      <w:t>2026-09-12</w:t>
+      <w:t>2026-09-13</w:t>
       <w:br/>
       <w:br/>
     </w:r>
